--- a/Phạm Khả Hào_22674001_reportLab2.docx
+++ b/Phạm Khả Hào_22674001_reportLab2.docx
@@ -1,6 +1,6 @@
 
 <file path=word/document.xml><?xml version="1.0" encoding="utf-8"?>
-<w:document xmlns:wpc="http://schemas.microsoft.com/office/word/2010/wordprocessingCanvas" xmlns:mc="http://schemas.openxmlformats.org/markup-compatibility/2006" xmlns:o="urn:schemas-microsoft-com:office:office" xmlns:r="http://schemas.openxmlformats.org/officeDocument/2006/relationships" xmlns:m="http://schemas.openxmlformats.org/officeDocument/2006/math" xmlns:v="urn:schemas-microsoft-com:vml" xmlns:wp14="http://schemas.microsoft.com/office/word/2010/wordprocessingDrawing" xmlns:wp="http://schemas.openxmlformats.org/drawingml/2006/wordprocessingDrawing" xmlns:w10="urn:schemas-microsoft-com:office:word" xmlns:w="http://schemas.openxmlformats.org/wordprocessingml/2006/main" xmlns:w14="http://schemas.microsoft.com/office/word/2010/wordml" xmlns:w15="http://schemas.microsoft.com/office/word/2012/wordml" xmlns:wpg="http://schemas.microsoft.com/office/word/2010/wordprocessingGroup" xmlns:wpi="http://schemas.microsoft.com/office/word/2010/wordprocessingInk" xmlns:wne="http://schemas.microsoft.com/office/word/2006/wordml" xmlns:wps="http://schemas.microsoft.com/office/word/2010/wordprocessingShape" mc:Ignorable="w14 w15 wp14">
+<w:document xmlns:wpc="http://schemas.microsoft.com/office/word/2010/wordprocessingCanvas" xmlns:cx="http://schemas.microsoft.com/office/drawing/2014/chartex" xmlns:cx1="http://schemas.microsoft.com/office/drawing/2015/9/8/chartex" xmlns:cx2="http://schemas.microsoft.com/office/drawing/2015/10/21/chartex" xmlns:cx3="http://schemas.microsoft.com/office/drawing/2016/5/9/chartex" xmlns:cx4="http://schemas.microsoft.com/office/drawing/2016/5/10/chartex" xmlns:cx5="http://schemas.microsoft.com/office/drawing/2016/5/11/chartex" xmlns:cx6="http://schemas.microsoft.com/office/drawing/2016/5/12/chartex" xmlns:cx7="http://schemas.microsoft.com/office/drawing/2016/5/13/chartex" xmlns:cx8="http://schemas.microsoft.com/office/drawing/2016/5/14/chartex" xmlns:mc="http://schemas.openxmlformats.org/markup-compatibility/2006" xmlns:aink="http://schemas.microsoft.com/office/drawing/2016/ink" xmlns:am3d="http://schemas.microsoft.com/office/drawing/2017/model3d" xmlns:o="urn:schemas-microsoft-com:office:office" xmlns:oel="http://schemas.microsoft.com/office/2019/extlst" xmlns:r="http://schemas.openxmlformats.org/officeDocument/2006/relationships" xmlns:m="http://schemas.openxmlformats.org/officeDocument/2006/math" xmlns:v="urn:schemas-microsoft-com:vml" xmlns:wp14="http://schemas.microsoft.com/office/word/2010/wordprocessingDrawing" xmlns:wp="http://schemas.openxmlformats.org/drawingml/2006/wordprocessingDrawing" xmlns:w10="urn:schemas-microsoft-com:office:word" xmlns:w="http://schemas.openxmlformats.org/wordprocessingml/2006/main" xmlns:w14="http://schemas.microsoft.com/office/word/2010/wordml" xmlns:w15="http://schemas.microsoft.com/office/word/2012/wordml" xmlns:w16cex="http://schemas.microsoft.com/office/word/2018/wordml/cex" xmlns:w16cid="http://schemas.microsoft.com/office/word/2016/wordml/cid" xmlns:w16="http://schemas.microsoft.com/office/word/2018/wordml" xmlns:w16sdtdh="http://schemas.microsoft.com/office/word/2020/wordml/sdtdatahash" xmlns:w16se="http://schemas.microsoft.com/office/word/2015/wordml/symex" xmlns:wpg="http://schemas.microsoft.com/office/word/2010/wordprocessingGroup" xmlns:wpi="http://schemas.microsoft.com/office/word/2010/wordprocessingInk" xmlns:wne="http://schemas.microsoft.com/office/word/2006/wordml" xmlns:wps="http://schemas.microsoft.com/office/word/2010/wordprocessingShape" mc:Ignorable="w14 w15 w16se w16cid w16 w16cex w16sdtdh wp14">
   <w:body>
     <w:p>
       <w:pPr>
@@ -41,6 +41,14 @@
           <w:sz w:val="28"/>
           <w:szCs w:val="28"/>
         </w:rPr>
+        <w:t>1.</w:t>
+      </w:r>
+      <w:r>
+        <w:rPr>
+          <w:rFonts w:ascii="Times New Roman" w:hAnsi="Times New Roman" w:cs="Times New Roman"/>
+          <w:sz w:val="28"/>
+          <w:szCs w:val="28"/>
+        </w:rPr>
         <w:t>Singleton</w:t>
       </w:r>
       <w:r>
@@ -54,11 +62,12 @@
       <w:r>
         <w:rPr>
           <w:rFonts w:ascii="Times New Roman" w:hAnsi="Times New Roman" w:cs="Times New Roman"/>
+          <w:noProof/>
           <w:sz w:val="28"/>
           <w:szCs w:val="28"/>
         </w:rPr>
         <w:drawing>
-          <wp:inline distT="0" distB="0" distL="0" distR="0" wp14:anchorId="75C297A9" wp14:editId="2E04386F">
+          <wp:inline distT="0" distB="0" distL="0" distR="0" wp14:anchorId="2FCA98FE" wp14:editId="0A5C0C29">
             <wp:extent cx="5943600" cy="3343275"/>
             <wp:effectExtent l="0" t="0" r="0" b="9525"/>
             <wp:docPr id="1" name="Picture 1"/>
@@ -105,11 +114,12 @@
       <w:r>
         <w:rPr>
           <w:rFonts w:ascii="Times New Roman" w:hAnsi="Times New Roman" w:cs="Times New Roman"/>
+          <w:noProof/>
           <w:sz w:val="28"/>
           <w:szCs w:val="28"/>
         </w:rPr>
         <w:drawing>
-          <wp:inline distT="0" distB="0" distL="0" distR="0" wp14:anchorId="35852483" wp14:editId="1096435F">
+          <wp:inline distT="0" distB="0" distL="0" distR="0" wp14:anchorId="084B4A1A" wp14:editId="4B668CAE">
             <wp:extent cx="5943600" cy="3343275"/>
             <wp:effectExtent l="0" t="0" r="0" b="9525"/>
             <wp:docPr id="2" name="Picture 2"/>
@@ -159,25 +169,7 @@
           <w:sz w:val="28"/>
           <w:szCs w:val="28"/>
         </w:rPr>
-        <w:t xml:space="preserve">Tạo 1 </w:t>
-      </w:r>
-      <w:proofErr w:type="gramStart"/>
-      <w:r>
-        <w:rPr>
-          <w:rFonts w:ascii="Times New Roman" w:hAnsi="Times New Roman" w:cs="Times New Roman"/>
-          <w:sz w:val="28"/>
-          <w:szCs w:val="28"/>
-        </w:rPr>
-        <w:t>instance  people</w:t>
-      </w:r>
-      <w:proofErr w:type="gramEnd"/>
-      <w:r>
-        <w:rPr>
-          <w:rFonts w:ascii="Times New Roman" w:hAnsi="Times New Roman" w:cs="Times New Roman"/>
-          <w:sz w:val="28"/>
-          <w:szCs w:val="28"/>
-        </w:rPr>
-        <w:t xml:space="preserve">  duy nhất khi khởi chạy chương trình</w:t>
+        <w:t>Tạo 1 instance  people  duy nhất khi khởi chạy chương trình</w:t>
       </w:r>
     </w:p>
     <w:p>
@@ -204,6 +196,14 @@
           <w:szCs w:val="28"/>
         </w:rPr>
         <w:lastRenderedPageBreak/>
+        <w:t>2.</w:t>
+      </w:r>
+      <w:r>
+        <w:rPr>
+          <w:rFonts w:ascii="Times New Roman" w:hAnsi="Times New Roman" w:cs="Times New Roman"/>
+          <w:sz w:val="28"/>
+          <w:szCs w:val="28"/>
+        </w:rPr>
         <w:t>Factory</w:t>
       </w:r>
     </w:p>
@@ -218,11 +218,12 @@
       <w:r>
         <w:rPr>
           <w:rFonts w:ascii="Times New Roman" w:hAnsi="Times New Roman" w:cs="Times New Roman"/>
+          <w:noProof/>
           <w:sz w:val="28"/>
           <w:szCs w:val="28"/>
         </w:rPr>
         <w:drawing>
-          <wp:inline distT="0" distB="0" distL="0" distR="0" wp14:anchorId="518EE5A6" wp14:editId="23C4624B">
+          <wp:inline distT="0" distB="0" distL="0" distR="0" wp14:anchorId="382FC2C2" wp14:editId="1B4F5443">
             <wp:extent cx="5943600" cy="3343275"/>
             <wp:effectExtent l="0" t="0" r="0" b="9525"/>
             <wp:docPr id="5" name="Picture 5"/>
@@ -269,11 +270,12 @@
       <w:r>
         <w:rPr>
           <w:rFonts w:ascii="Times New Roman" w:hAnsi="Times New Roman" w:cs="Times New Roman"/>
+          <w:noProof/>
           <w:sz w:val="28"/>
           <w:szCs w:val="28"/>
         </w:rPr>
         <w:drawing>
-          <wp:inline distT="0" distB="0" distL="0" distR="0" wp14:anchorId="23385082" wp14:editId="1BC6592C">
+          <wp:inline distT="0" distB="0" distL="0" distR="0" wp14:anchorId="4D604244" wp14:editId="00DAFFD3">
             <wp:extent cx="5943600" cy="3343275"/>
             <wp:effectExtent l="0" t="0" r="0" b="9525"/>
             <wp:docPr id="3" name="Picture 3"/>
@@ -320,12 +322,13 @@
       <w:r>
         <w:rPr>
           <w:rFonts w:ascii="Times New Roman" w:hAnsi="Times New Roman" w:cs="Times New Roman"/>
+          <w:noProof/>
           <w:sz w:val="28"/>
           <w:szCs w:val="28"/>
         </w:rPr>
         <w:lastRenderedPageBreak/>
         <w:drawing>
-          <wp:inline distT="0" distB="0" distL="0" distR="0" wp14:anchorId="072160B6" wp14:editId="13413115">
+          <wp:inline distT="0" distB="0" distL="0" distR="0" wp14:anchorId="6C950250" wp14:editId="2B86ADE7">
             <wp:extent cx="5943600" cy="3343275"/>
             <wp:effectExtent l="0" t="0" r="0" b="9525"/>
             <wp:docPr id="4" name="Picture 4"/>
@@ -372,11 +375,12 @@
       <w:r>
         <w:rPr>
           <w:rFonts w:ascii="Times New Roman" w:hAnsi="Times New Roman" w:cs="Times New Roman"/>
+          <w:noProof/>
           <w:sz w:val="28"/>
           <w:szCs w:val="28"/>
         </w:rPr>
         <w:drawing>
-          <wp:inline distT="0" distB="0" distL="0" distR="0" wp14:anchorId="2FC5B132" wp14:editId="4D9E7148">
+          <wp:inline distT="0" distB="0" distL="0" distR="0" wp14:anchorId="68CA3914" wp14:editId="30FC9D04">
             <wp:extent cx="5943600" cy="3343275"/>
             <wp:effectExtent l="0" t="0" r="0" b="9525"/>
             <wp:docPr id="6" name="Picture 6"/>
@@ -426,37 +430,1613 @@
           <w:sz w:val="28"/>
           <w:szCs w:val="28"/>
         </w:rPr>
-        <w:t xml:space="preserve">Tạo 2 object Circle và </w:t>
-      </w:r>
-      <w:proofErr w:type="gramStart"/>
-      <w:r>
-        <w:rPr>
-          <w:rFonts w:ascii="Times New Roman" w:hAnsi="Times New Roman" w:cs="Times New Roman"/>
-          <w:sz w:val="28"/>
-          <w:szCs w:val="28"/>
-        </w:rPr>
-        <w:t>Retangle  thông</w:t>
-      </w:r>
-      <w:proofErr w:type="gramEnd"/>
-      <w:r>
-        <w:rPr>
-          <w:rFonts w:ascii="Times New Roman" w:hAnsi="Times New Roman" w:cs="Times New Roman"/>
-          <w:sz w:val="28"/>
-          <w:szCs w:val="28"/>
-        </w:rPr>
-        <w:t xml:space="preserve"> qua ShapeFactory k cần new trực  tiếp </w:t>
-      </w:r>
-    </w:p>
-    <w:p>
-      <w:pPr>
-        <w:rPr>
-          <w:rFonts w:ascii="Times New Roman" w:hAnsi="Times New Roman" w:cs="Times New Roman"/>
-          <w:sz w:val="28"/>
-          <w:szCs w:val="28"/>
-        </w:rPr>
-      </w:pPr>
-      <w:bookmarkStart w:id="0" w:name="_GoBack"/>
-      <w:bookmarkEnd w:id="0"/>
+        <w:t xml:space="preserve">Tạo 2 object Circle và Retangle  thông qua ShapeFactory k cần new trực  tiếp </w:t>
+      </w:r>
+    </w:p>
+    <w:p>
+      <w:pPr>
+        <w:rPr>
+          <w:rFonts w:ascii="Times New Roman" w:hAnsi="Times New Roman" w:cs="Times New Roman"/>
+          <w:sz w:val="28"/>
+          <w:szCs w:val="28"/>
+        </w:rPr>
+      </w:pPr>
+    </w:p>
+    <w:p>
+      <w:pPr>
+        <w:rPr>
+          <w:rFonts w:ascii="Times New Roman" w:hAnsi="Times New Roman" w:cs="Times New Roman"/>
+          <w:sz w:val="28"/>
+          <w:szCs w:val="28"/>
+        </w:rPr>
+      </w:pPr>
+      <w:r>
+        <w:rPr>
+          <w:rFonts w:ascii="Times New Roman" w:hAnsi="Times New Roman" w:cs="Times New Roman"/>
+          <w:sz w:val="28"/>
+          <w:szCs w:val="28"/>
+        </w:rPr>
+        <w:t>3.</w:t>
+      </w:r>
+      <w:r>
+        <w:rPr>
+          <w:rFonts w:ascii="Times New Roman" w:hAnsi="Times New Roman" w:cs="Times New Roman"/>
+          <w:sz w:val="28"/>
+          <w:szCs w:val="28"/>
+        </w:rPr>
+        <w:t>State</w:t>
+      </w:r>
+    </w:p>
+    <w:p>
+      <w:pPr>
+        <w:rPr>
+          <w:rFonts w:ascii="Times New Roman" w:hAnsi="Times New Roman" w:cs="Times New Roman"/>
+          <w:sz w:val="28"/>
+          <w:szCs w:val="28"/>
+        </w:rPr>
+      </w:pPr>
+      <w:r>
+        <w:rPr>
+          <w:rFonts w:ascii="Times New Roman" w:hAnsi="Times New Roman" w:cs="Times New Roman"/>
+          <w:sz w:val="28"/>
+          <w:szCs w:val="28"/>
+        </w:rPr>
+        <w:lastRenderedPageBreak/>
+        <w:drawing>
+          <wp:inline distT="0" distB="0" distL="0" distR="0" wp14:anchorId="0B7CC986" wp14:editId="06102C81">
+            <wp:extent cx="5943600" cy="1902460"/>
+            <wp:effectExtent l="0" t="0" r="0" b="2540"/>
+            <wp:docPr id="7" name="Picture 7"/>
+            <wp:cNvGraphicFramePr>
+              <a:graphicFrameLocks xmlns:a="http://schemas.openxmlformats.org/drawingml/2006/main" noChangeAspect="1"/>
+            </wp:cNvGraphicFramePr>
+            <a:graphic xmlns:a="http://schemas.openxmlformats.org/drawingml/2006/main">
+              <a:graphicData uri="http://schemas.openxmlformats.org/drawingml/2006/picture">
+                <pic:pic xmlns:pic="http://schemas.openxmlformats.org/drawingml/2006/picture">
+                  <pic:nvPicPr>
+                    <pic:cNvPr id="1" name=""/>
+                    <pic:cNvPicPr/>
+                  </pic:nvPicPr>
+                  <pic:blipFill>
+                    <a:blip r:embed="rId11"/>
+                    <a:stretch>
+                      <a:fillRect/>
+                    </a:stretch>
+                  </pic:blipFill>
+                  <pic:spPr>
+                    <a:xfrm>
+                      <a:off x="0" y="0"/>
+                      <a:ext cx="5943600" cy="1902460"/>
+                    </a:xfrm>
+                    <a:prstGeom prst="rect">
+                      <a:avLst/>
+                    </a:prstGeom>
+                  </pic:spPr>
+                </pic:pic>
+              </a:graphicData>
+            </a:graphic>
+          </wp:inline>
+        </w:drawing>
+      </w:r>
+    </w:p>
+    <w:p>
+      <w:pPr>
+        <w:rPr>
+          <w:rFonts w:ascii="Times New Roman" w:hAnsi="Times New Roman" w:cs="Times New Roman"/>
+          <w:sz w:val="28"/>
+          <w:szCs w:val="28"/>
+        </w:rPr>
+      </w:pPr>
+      <w:r>
+        <w:rPr>
+          <w:rFonts w:ascii="Times New Roman" w:hAnsi="Times New Roman" w:cs="Times New Roman"/>
+          <w:sz w:val="28"/>
+          <w:szCs w:val="28"/>
+        </w:rPr>
+        <w:drawing>
+          <wp:inline distT="0" distB="0" distL="0" distR="0" wp14:anchorId="66416768" wp14:editId="470B7885">
+            <wp:extent cx="5943600" cy="3714750"/>
+            <wp:effectExtent l="0" t="0" r="0" b="0"/>
+            <wp:docPr id="8" name="Picture 8"/>
+            <wp:cNvGraphicFramePr>
+              <a:graphicFrameLocks xmlns:a="http://schemas.openxmlformats.org/drawingml/2006/main" noChangeAspect="1"/>
+            </wp:cNvGraphicFramePr>
+            <a:graphic xmlns:a="http://schemas.openxmlformats.org/drawingml/2006/main">
+              <a:graphicData uri="http://schemas.openxmlformats.org/drawingml/2006/picture">
+                <pic:pic xmlns:pic="http://schemas.openxmlformats.org/drawingml/2006/picture">
+                  <pic:nvPicPr>
+                    <pic:cNvPr id="1" name=""/>
+                    <pic:cNvPicPr/>
+                  </pic:nvPicPr>
+                  <pic:blipFill>
+                    <a:blip r:embed="rId12"/>
+                    <a:stretch>
+                      <a:fillRect/>
+                    </a:stretch>
+                  </pic:blipFill>
+                  <pic:spPr>
+                    <a:xfrm>
+                      <a:off x="0" y="0"/>
+                      <a:ext cx="5943600" cy="3714750"/>
+                    </a:xfrm>
+                    <a:prstGeom prst="rect">
+                      <a:avLst/>
+                    </a:prstGeom>
+                  </pic:spPr>
+                </pic:pic>
+              </a:graphicData>
+            </a:graphic>
+          </wp:inline>
+        </w:drawing>
+      </w:r>
+    </w:p>
+    <w:p>
+      <w:pPr>
+        <w:rPr>
+          <w:rFonts w:ascii="Times New Roman" w:hAnsi="Times New Roman" w:cs="Times New Roman"/>
+          <w:sz w:val="28"/>
+          <w:szCs w:val="28"/>
+        </w:rPr>
+      </w:pPr>
+      <w:r>
+        <w:rPr>
+          <w:rFonts w:ascii="Times New Roman" w:hAnsi="Times New Roman" w:cs="Times New Roman"/>
+          <w:sz w:val="28"/>
+          <w:szCs w:val="28"/>
+        </w:rPr>
+        <w:lastRenderedPageBreak/>
+        <w:drawing>
+          <wp:inline distT="0" distB="0" distL="0" distR="0" wp14:anchorId="029EA58F" wp14:editId="2713553A">
+            <wp:extent cx="5943600" cy="3714750"/>
+            <wp:effectExtent l="0" t="0" r="0" b="0"/>
+            <wp:docPr id="9" name="Picture 9"/>
+            <wp:cNvGraphicFramePr>
+              <a:graphicFrameLocks xmlns:a="http://schemas.openxmlformats.org/drawingml/2006/main" noChangeAspect="1"/>
+            </wp:cNvGraphicFramePr>
+            <a:graphic xmlns:a="http://schemas.openxmlformats.org/drawingml/2006/main">
+              <a:graphicData uri="http://schemas.openxmlformats.org/drawingml/2006/picture">
+                <pic:pic xmlns:pic="http://schemas.openxmlformats.org/drawingml/2006/picture">
+                  <pic:nvPicPr>
+                    <pic:cNvPr id="1" name=""/>
+                    <pic:cNvPicPr/>
+                  </pic:nvPicPr>
+                  <pic:blipFill>
+                    <a:blip r:embed="rId13"/>
+                    <a:stretch>
+                      <a:fillRect/>
+                    </a:stretch>
+                  </pic:blipFill>
+                  <pic:spPr>
+                    <a:xfrm>
+                      <a:off x="0" y="0"/>
+                      <a:ext cx="5943600" cy="3714750"/>
+                    </a:xfrm>
+                    <a:prstGeom prst="rect">
+                      <a:avLst/>
+                    </a:prstGeom>
+                  </pic:spPr>
+                </pic:pic>
+              </a:graphicData>
+            </a:graphic>
+          </wp:inline>
+        </w:drawing>
+      </w:r>
+      <w:r>
+        <w:rPr>
+          <w:rFonts w:ascii="Times New Roman" w:hAnsi="Times New Roman" w:cs="Times New Roman"/>
+          <w:sz w:val="28"/>
+          <w:szCs w:val="28"/>
+        </w:rPr>
+        <w:drawing>
+          <wp:inline distT="0" distB="0" distL="0" distR="0" wp14:anchorId="0AFF1952" wp14:editId="3B913A23">
+            <wp:extent cx="5943600" cy="3714750"/>
+            <wp:effectExtent l="0" t="0" r="0" b="0"/>
+            <wp:docPr id="10" name="Picture 10"/>
+            <wp:cNvGraphicFramePr>
+              <a:graphicFrameLocks xmlns:a="http://schemas.openxmlformats.org/drawingml/2006/main" noChangeAspect="1"/>
+            </wp:cNvGraphicFramePr>
+            <a:graphic xmlns:a="http://schemas.openxmlformats.org/drawingml/2006/main">
+              <a:graphicData uri="http://schemas.openxmlformats.org/drawingml/2006/picture">
+                <pic:pic xmlns:pic="http://schemas.openxmlformats.org/drawingml/2006/picture">
+                  <pic:nvPicPr>
+                    <pic:cNvPr id="1" name=""/>
+                    <pic:cNvPicPr/>
+                  </pic:nvPicPr>
+                  <pic:blipFill>
+                    <a:blip r:embed="rId14"/>
+                    <a:stretch>
+                      <a:fillRect/>
+                    </a:stretch>
+                  </pic:blipFill>
+                  <pic:spPr>
+                    <a:xfrm>
+                      <a:off x="0" y="0"/>
+                      <a:ext cx="5943600" cy="3714750"/>
+                    </a:xfrm>
+                    <a:prstGeom prst="rect">
+                      <a:avLst/>
+                    </a:prstGeom>
+                  </pic:spPr>
+                </pic:pic>
+              </a:graphicData>
+            </a:graphic>
+          </wp:inline>
+        </w:drawing>
+      </w:r>
+    </w:p>
+    <w:p>
+      <w:pPr>
+        <w:rPr>
+          <w:rFonts w:ascii="Times New Roman" w:hAnsi="Times New Roman" w:cs="Times New Roman"/>
+          <w:sz w:val="28"/>
+          <w:szCs w:val="28"/>
+        </w:rPr>
+      </w:pPr>
+      <w:r>
+        <w:rPr>
+          <w:rFonts w:ascii="Times New Roman" w:hAnsi="Times New Roman" w:cs="Times New Roman"/>
+          <w:sz w:val="28"/>
+          <w:szCs w:val="28"/>
+        </w:rPr>
+        <w:lastRenderedPageBreak/>
+        <w:drawing>
+          <wp:inline distT="0" distB="0" distL="0" distR="0" wp14:anchorId="56434DE7" wp14:editId="612C4DCD">
+            <wp:extent cx="5943600" cy="3714750"/>
+            <wp:effectExtent l="0" t="0" r="0" b="0"/>
+            <wp:docPr id="11" name="Picture 11"/>
+            <wp:cNvGraphicFramePr>
+              <a:graphicFrameLocks xmlns:a="http://schemas.openxmlformats.org/drawingml/2006/main" noChangeAspect="1"/>
+            </wp:cNvGraphicFramePr>
+            <a:graphic xmlns:a="http://schemas.openxmlformats.org/drawingml/2006/main">
+              <a:graphicData uri="http://schemas.openxmlformats.org/drawingml/2006/picture">
+                <pic:pic xmlns:pic="http://schemas.openxmlformats.org/drawingml/2006/picture">
+                  <pic:nvPicPr>
+                    <pic:cNvPr id="1" name=""/>
+                    <pic:cNvPicPr/>
+                  </pic:nvPicPr>
+                  <pic:blipFill>
+                    <a:blip r:embed="rId15"/>
+                    <a:stretch>
+                      <a:fillRect/>
+                    </a:stretch>
+                  </pic:blipFill>
+                  <pic:spPr>
+                    <a:xfrm>
+                      <a:off x="0" y="0"/>
+                      <a:ext cx="5943600" cy="3714750"/>
+                    </a:xfrm>
+                    <a:prstGeom prst="rect">
+                      <a:avLst/>
+                    </a:prstGeom>
+                  </pic:spPr>
+                </pic:pic>
+              </a:graphicData>
+            </a:graphic>
+          </wp:inline>
+        </w:drawing>
+      </w:r>
+    </w:p>
+    <w:p>
+      <w:pPr>
+        <w:rPr>
+          <w:rFonts w:ascii="Times New Roman" w:hAnsi="Times New Roman" w:cs="Times New Roman"/>
+          <w:sz w:val="28"/>
+          <w:szCs w:val="28"/>
+        </w:rPr>
+      </w:pPr>
+      <w:r>
+        <w:rPr>
+          <w:rFonts w:ascii="Times New Roman" w:hAnsi="Times New Roman" w:cs="Times New Roman"/>
+          <w:sz w:val="28"/>
+          <w:szCs w:val="28"/>
+        </w:rPr>
+        <w:drawing>
+          <wp:inline distT="0" distB="0" distL="0" distR="0" wp14:anchorId="7E12FCBE" wp14:editId="3977139D">
+            <wp:extent cx="4982270" cy="2086266"/>
+            <wp:effectExtent l="0" t="0" r="8890" b="9525"/>
+            <wp:docPr id="16" name="Picture 16"/>
+            <wp:cNvGraphicFramePr>
+              <a:graphicFrameLocks xmlns:a="http://schemas.openxmlformats.org/drawingml/2006/main" noChangeAspect="1"/>
+            </wp:cNvGraphicFramePr>
+            <a:graphic xmlns:a="http://schemas.openxmlformats.org/drawingml/2006/main">
+              <a:graphicData uri="http://schemas.openxmlformats.org/drawingml/2006/picture">
+                <pic:pic xmlns:pic="http://schemas.openxmlformats.org/drawingml/2006/picture">
+                  <pic:nvPicPr>
+                    <pic:cNvPr id="1" name=""/>
+                    <pic:cNvPicPr/>
+                  </pic:nvPicPr>
+                  <pic:blipFill>
+                    <a:blip r:embed="rId16"/>
+                    <a:stretch>
+                      <a:fillRect/>
+                    </a:stretch>
+                  </pic:blipFill>
+                  <pic:spPr>
+                    <a:xfrm>
+                      <a:off x="0" y="0"/>
+                      <a:ext cx="4982270" cy="2086266"/>
+                    </a:xfrm>
+                    <a:prstGeom prst="rect">
+                      <a:avLst/>
+                    </a:prstGeom>
+                  </pic:spPr>
+                </pic:pic>
+              </a:graphicData>
+            </a:graphic>
+          </wp:inline>
+        </w:drawing>
+      </w:r>
+    </w:p>
+    <w:p>
+      <w:pPr>
+        <w:rPr>
+          <w:rFonts w:ascii="Times New Roman" w:hAnsi="Times New Roman" w:cs="Times New Roman"/>
+          <w:sz w:val="28"/>
+          <w:szCs w:val="28"/>
+        </w:rPr>
+      </w:pPr>
+      <w:r>
+        <w:rPr>
+          <w:rFonts w:ascii="Times New Roman" w:hAnsi="Times New Roman" w:cs="Times New Roman"/>
+          <w:sz w:val="28"/>
+          <w:szCs w:val="28"/>
+        </w:rPr>
+        <w:t>Trong hệ thống đặt hàng, một đơn hàng (Order) có nhiều trạng thái khác nhau:</w:t>
+      </w:r>
+    </w:p>
+    <w:p>
+      <w:pPr>
+        <w:rPr>
+          <w:rFonts w:ascii="Times New Roman" w:hAnsi="Times New Roman" w:cs="Times New Roman"/>
+          <w:sz w:val="28"/>
+          <w:szCs w:val="28"/>
+        </w:rPr>
+      </w:pPr>
+      <w:r>
+        <w:rPr>
+          <w:rFonts w:ascii="Times New Roman" w:hAnsi="Times New Roman" w:cs="Times New Roman"/>
+          <w:sz w:val="28"/>
+          <w:szCs w:val="28"/>
+        </w:rPr>
+        <w:t>New</w:t>
+      </w:r>
+      <w:r>
+        <w:rPr>
+          <w:rFonts w:ascii="Times New Roman" w:hAnsi="Times New Roman" w:cs="Times New Roman"/>
+          <w:sz w:val="28"/>
+          <w:szCs w:val="28"/>
+        </w:rPr>
+        <w:t>,</w:t>
+      </w:r>
+      <w:r>
+        <w:rPr>
+          <w:rFonts w:ascii="Times New Roman" w:hAnsi="Times New Roman" w:cs="Times New Roman"/>
+          <w:sz w:val="28"/>
+          <w:szCs w:val="28"/>
+        </w:rPr>
+        <w:t>Processing</w:t>
+      </w:r>
+      <w:r>
+        <w:rPr>
+          <w:rFonts w:ascii="Times New Roman" w:hAnsi="Times New Roman" w:cs="Times New Roman"/>
+          <w:sz w:val="28"/>
+          <w:szCs w:val="28"/>
+        </w:rPr>
+        <w:t>,</w:t>
+      </w:r>
+      <w:r>
+        <w:rPr>
+          <w:rFonts w:ascii="Times New Roman" w:hAnsi="Times New Roman" w:cs="Times New Roman"/>
+          <w:sz w:val="28"/>
+          <w:szCs w:val="28"/>
+        </w:rPr>
+        <w:t>Delivered</w:t>
+      </w:r>
+      <w:r>
+        <w:rPr>
+          <w:rFonts w:ascii="Times New Roman" w:hAnsi="Times New Roman" w:cs="Times New Roman"/>
+          <w:sz w:val="28"/>
+          <w:szCs w:val="28"/>
+        </w:rPr>
+        <w:t>,</w:t>
+      </w:r>
+      <w:r>
+        <w:rPr>
+          <w:rFonts w:ascii="Times New Roman" w:hAnsi="Times New Roman" w:cs="Times New Roman"/>
+          <w:sz w:val="28"/>
+          <w:szCs w:val="28"/>
+        </w:rPr>
+        <w:t>Cancelled</w:t>
+      </w:r>
+    </w:p>
+    <w:p>
+      <w:pPr>
+        <w:rPr>
+          <w:rFonts w:ascii="Times New Roman" w:hAnsi="Times New Roman" w:cs="Times New Roman"/>
+          <w:sz w:val="28"/>
+          <w:szCs w:val="28"/>
+        </w:rPr>
+      </w:pPr>
+      <w:r>
+        <w:rPr>
+          <w:rFonts w:ascii="Times New Roman" w:hAnsi="Times New Roman" w:cs="Times New Roman"/>
+          <w:sz w:val="28"/>
+          <w:szCs w:val="28"/>
+        </w:rPr>
+        <w:t>Thay vì dùng nhiều câu lệnh:</w:t>
+      </w:r>
+    </w:p>
+    <w:p>
+      <w:pPr>
+        <w:rPr>
+          <w:rFonts w:ascii="Times New Roman" w:hAnsi="Times New Roman" w:cs="Times New Roman"/>
+          <w:sz w:val="28"/>
+          <w:szCs w:val="28"/>
+        </w:rPr>
+      </w:pPr>
+      <w:r>
+        <w:rPr>
+          <w:rFonts w:ascii="Times New Roman" w:hAnsi="Times New Roman" w:cs="Times New Roman"/>
+          <w:sz w:val="28"/>
+          <w:szCs w:val="28"/>
+        </w:rPr>
+        <w:t xml:space="preserve">if (state == NEW) else if (state == PROCESSING) </w:t>
+      </w:r>
+    </w:p>
+    <w:p>
+      <w:pPr>
+        <w:rPr>
+          <w:rFonts w:ascii="Times New Roman" w:hAnsi="Times New Roman" w:cs="Times New Roman"/>
+          <w:sz w:val="28"/>
+          <w:szCs w:val="28"/>
+        </w:rPr>
+      </w:pPr>
+      <w:r>
+        <w:rPr>
+          <w:rFonts w:ascii="Times New Roman" w:hAnsi="Times New Roman" w:cs="Times New Roman"/>
+          <w:sz w:val="28"/>
+          <w:szCs w:val="28"/>
+        </w:rPr>
+        <w:t>State Pattern tách mỗi trạng thái thành một class riêng.</w:t>
+      </w:r>
+    </w:p>
+    <w:p>
+      <w:pPr>
+        <w:rPr>
+          <w:rFonts w:ascii="Times New Roman" w:hAnsi="Times New Roman" w:cs="Times New Roman"/>
+          <w:sz w:val="28"/>
+          <w:szCs w:val="28"/>
+        </w:rPr>
+      </w:pPr>
+      <w:r>
+        <w:rPr>
+          <w:rFonts w:ascii="Times New Roman" w:hAnsi="Times New Roman" w:cs="Times New Roman"/>
+          <w:sz w:val="28"/>
+          <w:szCs w:val="28"/>
+        </w:rPr>
+        <w:t>Lớp Order sẽ giữ một biến state, và khi trạng thái thay đổi thì chỉ cần gán state mới.</w:t>
+      </w:r>
+    </w:p>
+    <w:p>
+      <w:pPr>
+        <w:rPr>
+          <w:rFonts w:ascii="Times New Roman" w:hAnsi="Times New Roman" w:cs="Times New Roman"/>
+          <w:sz w:val="28"/>
+          <w:szCs w:val="28"/>
+        </w:rPr>
+      </w:pPr>
+      <w:r>
+        <w:rPr>
+          <w:rFonts w:ascii="Times New Roman" w:hAnsi="Times New Roman" w:cs="Times New Roman"/>
+          <w:sz w:val="28"/>
+          <w:szCs w:val="28"/>
+        </w:rPr>
+        <w:lastRenderedPageBreak/>
+        <w:t>State Pattern giúp:</w:t>
+      </w:r>
+    </w:p>
+    <w:p>
+      <w:pPr>
+        <w:rPr>
+          <w:rFonts w:ascii="Times New Roman" w:hAnsi="Times New Roman" w:cs="Times New Roman"/>
+          <w:sz w:val="28"/>
+          <w:szCs w:val="28"/>
+        </w:rPr>
+      </w:pPr>
+      <w:r>
+        <w:rPr>
+          <w:rFonts w:ascii="Times New Roman" w:hAnsi="Times New Roman" w:cs="Times New Roman"/>
+          <w:sz w:val="28"/>
+          <w:szCs w:val="28"/>
+        </w:rPr>
+        <w:t>-</w:t>
+      </w:r>
+      <w:r>
+        <w:rPr>
+          <w:rFonts w:ascii="Times New Roman" w:hAnsi="Times New Roman" w:cs="Times New Roman"/>
+          <w:sz w:val="28"/>
+          <w:szCs w:val="28"/>
+        </w:rPr>
+        <w:t>Quản lý trạng thái của đối tượng rõ ràng</w:t>
+      </w:r>
+    </w:p>
+    <w:p>
+      <w:pPr>
+        <w:rPr>
+          <w:rFonts w:ascii="Times New Roman" w:hAnsi="Times New Roman" w:cs="Times New Roman"/>
+          <w:sz w:val="28"/>
+          <w:szCs w:val="28"/>
+        </w:rPr>
+      </w:pPr>
+      <w:r>
+        <w:rPr>
+          <w:rFonts w:ascii="Times New Roman" w:hAnsi="Times New Roman" w:cs="Times New Roman"/>
+          <w:sz w:val="28"/>
+          <w:szCs w:val="28"/>
+        </w:rPr>
+        <w:t>-</w:t>
+      </w:r>
+      <w:r>
+        <w:rPr>
+          <w:rFonts w:ascii="Times New Roman" w:hAnsi="Times New Roman" w:cs="Times New Roman"/>
+          <w:sz w:val="28"/>
+          <w:szCs w:val="28"/>
+        </w:rPr>
+        <w:t>Tránh nhiều if – else phức tạp</w:t>
+      </w:r>
+    </w:p>
+    <w:p>
+      <w:pPr>
+        <w:rPr>
+          <w:rFonts w:ascii="Times New Roman" w:hAnsi="Times New Roman" w:cs="Times New Roman"/>
+          <w:sz w:val="28"/>
+          <w:szCs w:val="28"/>
+        </w:rPr>
+      </w:pPr>
+      <w:r>
+        <w:rPr>
+          <w:rFonts w:ascii="Times New Roman" w:hAnsi="Times New Roman" w:cs="Times New Roman"/>
+          <w:sz w:val="28"/>
+          <w:szCs w:val="28"/>
+        </w:rPr>
+        <w:t>-</w:t>
+      </w:r>
+      <w:r>
+        <w:rPr>
+          <w:rFonts w:ascii="Times New Roman" w:hAnsi="Times New Roman" w:cs="Times New Roman"/>
+          <w:sz w:val="28"/>
+          <w:szCs w:val="28"/>
+        </w:rPr>
+        <w:t>Dễ thêm trạng thái mới</w:t>
+      </w:r>
+    </w:p>
+    <w:p>
+      <w:pPr>
+        <w:rPr>
+          <w:rFonts w:ascii="Times New Roman" w:hAnsi="Times New Roman" w:cs="Times New Roman"/>
+          <w:sz w:val="28"/>
+          <w:szCs w:val="28"/>
+        </w:rPr>
+      </w:pPr>
+    </w:p>
+    <w:p>
+      <w:pPr>
+        <w:rPr>
+          <w:rFonts w:ascii="Times New Roman" w:hAnsi="Times New Roman" w:cs="Times New Roman"/>
+          <w:sz w:val="28"/>
+          <w:szCs w:val="28"/>
+        </w:rPr>
+      </w:pPr>
+      <w:r>
+        <w:rPr>
+          <w:rFonts w:ascii="Times New Roman" w:hAnsi="Times New Roman" w:cs="Times New Roman"/>
+          <w:sz w:val="28"/>
+          <w:szCs w:val="28"/>
+        </w:rPr>
+        <w:t>4.</w:t>
+      </w:r>
+      <w:r>
+        <w:rPr>
+          <w:rFonts w:ascii="Times New Roman" w:hAnsi="Times New Roman" w:cs="Times New Roman"/>
+          <w:sz w:val="28"/>
+          <w:szCs w:val="28"/>
+        </w:rPr>
+        <w:t>Strategy</w:t>
+      </w:r>
+    </w:p>
+    <w:p>
+      <w:pPr>
+        <w:rPr>
+          <w:rFonts w:ascii="Times New Roman" w:hAnsi="Times New Roman" w:cs="Times New Roman"/>
+          <w:sz w:val="28"/>
+          <w:szCs w:val="28"/>
+        </w:rPr>
+      </w:pPr>
+      <w:r>
+        <w:rPr>
+          <w:rFonts w:ascii="Times New Roman" w:hAnsi="Times New Roman" w:cs="Times New Roman"/>
+          <w:sz w:val="28"/>
+          <w:szCs w:val="28"/>
+        </w:rPr>
+        <w:drawing>
+          <wp:inline distT="0" distB="0" distL="0" distR="0" wp14:anchorId="4A3F9C82" wp14:editId="2D3B881B">
+            <wp:extent cx="5943600" cy="2189480"/>
+            <wp:effectExtent l="0" t="0" r="0" b="1270"/>
+            <wp:docPr id="12" name="Picture 12"/>
+            <wp:cNvGraphicFramePr>
+              <a:graphicFrameLocks xmlns:a="http://schemas.openxmlformats.org/drawingml/2006/main" noChangeAspect="1"/>
+            </wp:cNvGraphicFramePr>
+            <a:graphic xmlns:a="http://schemas.openxmlformats.org/drawingml/2006/main">
+              <a:graphicData uri="http://schemas.openxmlformats.org/drawingml/2006/picture">
+                <pic:pic xmlns:pic="http://schemas.openxmlformats.org/drawingml/2006/picture">
+                  <pic:nvPicPr>
+                    <pic:cNvPr id="1" name=""/>
+                    <pic:cNvPicPr/>
+                  </pic:nvPicPr>
+                  <pic:blipFill>
+                    <a:blip r:embed="rId17"/>
+                    <a:stretch>
+                      <a:fillRect/>
+                    </a:stretch>
+                  </pic:blipFill>
+                  <pic:spPr>
+                    <a:xfrm>
+                      <a:off x="0" y="0"/>
+                      <a:ext cx="5943600" cy="2189480"/>
+                    </a:xfrm>
+                    <a:prstGeom prst="rect">
+                      <a:avLst/>
+                    </a:prstGeom>
+                  </pic:spPr>
+                </pic:pic>
+              </a:graphicData>
+            </a:graphic>
+          </wp:inline>
+        </w:drawing>
+      </w:r>
+    </w:p>
+    <w:p>
+      <w:pPr>
+        <w:rPr>
+          <w:rFonts w:ascii="Times New Roman" w:hAnsi="Times New Roman" w:cs="Times New Roman"/>
+          <w:sz w:val="28"/>
+          <w:szCs w:val="28"/>
+        </w:rPr>
+      </w:pPr>
+      <w:r>
+        <w:rPr>
+          <w:rFonts w:ascii="Times New Roman" w:hAnsi="Times New Roman" w:cs="Times New Roman"/>
+          <w:sz w:val="28"/>
+          <w:szCs w:val="28"/>
+        </w:rPr>
+        <w:drawing>
+          <wp:inline distT="0" distB="0" distL="0" distR="0" wp14:anchorId="2B7E8CA6" wp14:editId="58666A86">
+            <wp:extent cx="5943600" cy="3714750"/>
+            <wp:effectExtent l="0" t="0" r="0" b="0"/>
+            <wp:docPr id="13" name="Picture 13"/>
+            <wp:cNvGraphicFramePr>
+              <a:graphicFrameLocks xmlns:a="http://schemas.openxmlformats.org/drawingml/2006/main" noChangeAspect="1"/>
+            </wp:cNvGraphicFramePr>
+            <a:graphic xmlns:a="http://schemas.openxmlformats.org/drawingml/2006/main">
+              <a:graphicData uri="http://schemas.openxmlformats.org/drawingml/2006/picture">
+                <pic:pic xmlns:pic="http://schemas.openxmlformats.org/drawingml/2006/picture">
+                  <pic:nvPicPr>
+                    <pic:cNvPr id="1" name=""/>
+                    <pic:cNvPicPr/>
+                  </pic:nvPicPr>
+                  <pic:blipFill>
+                    <a:blip r:embed="rId18"/>
+                    <a:stretch>
+                      <a:fillRect/>
+                    </a:stretch>
+                  </pic:blipFill>
+                  <pic:spPr>
+                    <a:xfrm>
+                      <a:off x="0" y="0"/>
+                      <a:ext cx="5943600" cy="3714750"/>
+                    </a:xfrm>
+                    <a:prstGeom prst="rect">
+                      <a:avLst/>
+                    </a:prstGeom>
+                  </pic:spPr>
+                </pic:pic>
+              </a:graphicData>
+            </a:graphic>
+          </wp:inline>
+        </w:drawing>
+      </w:r>
+    </w:p>
+    <w:p>
+      <w:pPr>
+        <w:rPr>
+          <w:rFonts w:ascii="Times New Roman" w:hAnsi="Times New Roman" w:cs="Times New Roman"/>
+          <w:sz w:val="28"/>
+          <w:szCs w:val="28"/>
+        </w:rPr>
+      </w:pPr>
+      <w:r>
+        <w:rPr>
+          <w:rFonts w:ascii="Times New Roman" w:hAnsi="Times New Roman" w:cs="Times New Roman"/>
+          <w:sz w:val="28"/>
+          <w:szCs w:val="28"/>
+        </w:rPr>
+        <w:lastRenderedPageBreak/>
+        <w:drawing>
+          <wp:inline distT="0" distB="0" distL="0" distR="0" wp14:anchorId="5F1A0F4E" wp14:editId="04E994B6">
+            <wp:extent cx="5943600" cy="3714750"/>
+            <wp:effectExtent l="0" t="0" r="0" b="0"/>
+            <wp:docPr id="14" name="Picture 14"/>
+            <wp:cNvGraphicFramePr>
+              <a:graphicFrameLocks xmlns:a="http://schemas.openxmlformats.org/drawingml/2006/main" noChangeAspect="1"/>
+            </wp:cNvGraphicFramePr>
+            <a:graphic xmlns:a="http://schemas.openxmlformats.org/drawingml/2006/main">
+              <a:graphicData uri="http://schemas.openxmlformats.org/drawingml/2006/picture">
+                <pic:pic xmlns:pic="http://schemas.openxmlformats.org/drawingml/2006/picture">
+                  <pic:nvPicPr>
+                    <pic:cNvPr id="1" name=""/>
+                    <pic:cNvPicPr/>
+                  </pic:nvPicPr>
+                  <pic:blipFill>
+                    <a:blip r:embed="rId19"/>
+                    <a:stretch>
+                      <a:fillRect/>
+                    </a:stretch>
+                  </pic:blipFill>
+                  <pic:spPr>
+                    <a:xfrm>
+                      <a:off x="0" y="0"/>
+                      <a:ext cx="5943600" cy="3714750"/>
+                    </a:xfrm>
+                    <a:prstGeom prst="rect">
+                      <a:avLst/>
+                    </a:prstGeom>
+                  </pic:spPr>
+                </pic:pic>
+              </a:graphicData>
+            </a:graphic>
+          </wp:inline>
+        </w:drawing>
+      </w:r>
+    </w:p>
+    <w:p>
+      <w:pPr>
+        <w:rPr>
+          <w:rFonts w:ascii="Times New Roman" w:hAnsi="Times New Roman" w:cs="Times New Roman"/>
+          <w:sz w:val="28"/>
+          <w:szCs w:val="28"/>
+        </w:rPr>
+      </w:pPr>
+      <w:r>
+        <w:rPr>
+          <w:rFonts w:ascii="Times New Roman" w:hAnsi="Times New Roman" w:cs="Times New Roman"/>
+          <w:sz w:val="28"/>
+          <w:szCs w:val="28"/>
+        </w:rPr>
+        <w:drawing>
+          <wp:inline distT="0" distB="0" distL="0" distR="0" wp14:anchorId="24F2A299" wp14:editId="06897F6A">
+            <wp:extent cx="5943600" cy="1927225"/>
+            <wp:effectExtent l="0" t="0" r="0" b="0"/>
+            <wp:docPr id="15" name="Picture 15"/>
+            <wp:cNvGraphicFramePr>
+              <a:graphicFrameLocks xmlns:a="http://schemas.openxmlformats.org/drawingml/2006/main" noChangeAspect="1"/>
+            </wp:cNvGraphicFramePr>
+            <a:graphic xmlns:a="http://schemas.openxmlformats.org/drawingml/2006/main">
+              <a:graphicData uri="http://schemas.openxmlformats.org/drawingml/2006/picture">
+                <pic:pic xmlns:pic="http://schemas.openxmlformats.org/drawingml/2006/picture">
+                  <pic:nvPicPr>
+                    <pic:cNvPr id="1" name=""/>
+                    <pic:cNvPicPr/>
+                  </pic:nvPicPr>
+                  <pic:blipFill>
+                    <a:blip r:embed="rId20"/>
+                    <a:stretch>
+                      <a:fillRect/>
+                    </a:stretch>
+                  </pic:blipFill>
+                  <pic:spPr>
+                    <a:xfrm>
+                      <a:off x="0" y="0"/>
+                      <a:ext cx="5943600" cy="1927225"/>
+                    </a:xfrm>
+                    <a:prstGeom prst="rect">
+                      <a:avLst/>
+                    </a:prstGeom>
+                  </pic:spPr>
+                </pic:pic>
+              </a:graphicData>
+            </a:graphic>
+          </wp:inline>
+        </w:drawing>
+      </w:r>
+    </w:p>
+    <w:p>
+      <w:pPr>
+        <w:rPr>
+          <w:rFonts w:ascii="Times New Roman" w:hAnsi="Times New Roman" w:cs="Times New Roman"/>
+          <w:sz w:val="28"/>
+          <w:szCs w:val="28"/>
+        </w:rPr>
+      </w:pPr>
+      <w:r>
+        <w:rPr>
+          <w:rFonts w:ascii="Times New Roman" w:hAnsi="Times New Roman" w:cs="Times New Roman"/>
+          <w:sz w:val="28"/>
+          <w:szCs w:val="28"/>
+        </w:rPr>
+        <w:t>Trong hệ thống bán hàng, các sản phẩm có thể áp dụng nhiều cách tính thuế khác nhau:VAT tax</w:t>
+      </w:r>
+      <w:r>
+        <w:rPr>
+          <w:rFonts w:ascii="Times New Roman" w:hAnsi="Times New Roman" w:cs="Times New Roman"/>
+          <w:sz w:val="28"/>
+          <w:szCs w:val="28"/>
+        </w:rPr>
+        <w:t>,</w:t>
+      </w:r>
+      <w:r>
+        <w:rPr>
+          <w:rFonts w:ascii="Times New Roman" w:hAnsi="Times New Roman" w:cs="Times New Roman"/>
+          <w:sz w:val="28"/>
+          <w:szCs w:val="28"/>
+        </w:rPr>
+        <w:t>Luxury tax</w:t>
+      </w:r>
+    </w:p>
+    <w:p>
+      <w:pPr>
+        <w:rPr>
+          <w:rFonts w:ascii="Times New Roman" w:hAnsi="Times New Roman" w:cs="Times New Roman"/>
+          <w:sz w:val="28"/>
+          <w:szCs w:val="28"/>
+        </w:rPr>
+      </w:pPr>
+      <w:r>
+        <w:rPr>
+          <w:rFonts w:ascii="Times New Roman" w:hAnsi="Times New Roman" w:cs="Times New Roman"/>
+          <w:sz w:val="28"/>
+          <w:szCs w:val="28"/>
+        </w:rPr>
+        <w:t>Mỗi cách tính thuế được xem như một thuật toán khác nhau.</w:t>
+      </w:r>
+    </w:p>
+    <w:p>
+      <w:pPr>
+        <w:rPr>
+          <w:rFonts w:ascii="Times New Roman" w:hAnsi="Times New Roman" w:cs="Times New Roman"/>
+          <w:sz w:val="28"/>
+          <w:szCs w:val="28"/>
+        </w:rPr>
+      </w:pPr>
+      <w:r>
+        <w:rPr>
+          <w:rFonts w:ascii="Times New Roman" w:hAnsi="Times New Roman" w:cs="Times New Roman"/>
+          <w:sz w:val="28"/>
+          <w:szCs w:val="28"/>
+        </w:rPr>
+        <w:t>Strategy Pattern tách các thuật toán này thành các lớp riêng</w:t>
+      </w:r>
+      <w:r>
+        <w:rPr>
+          <w:rFonts w:ascii="Times New Roman" w:hAnsi="Times New Roman" w:cs="Times New Roman"/>
+          <w:sz w:val="28"/>
+          <w:szCs w:val="28"/>
+        </w:rPr>
+        <w:t>.</w:t>
+      </w:r>
+      <w:r>
+        <w:rPr>
+          <w:rFonts w:ascii="Times New Roman" w:hAnsi="Times New Roman" w:cs="Times New Roman"/>
+          <w:sz w:val="28"/>
+          <w:szCs w:val="28"/>
+        </w:rPr>
+        <w:t>Tất cả đều implement interface</w:t>
+      </w:r>
+      <w:r>
+        <w:rPr>
+          <w:rFonts w:ascii="Times New Roman" w:hAnsi="Times New Roman" w:cs="Times New Roman"/>
+          <w:sz w:val="28"/>
+          <w:szCs w:val="28"/>
+        </w:rPr>
+        <w:t xml:space="preserve"> chung </w:t>
+      </w:r>
+      <w:r>
+        <w:rPr>
+          <w:rFonts w:ascii="Times New Roman" w:hAnsi="Times New Roman" w:cs="Times New Roman"/>
+          <w:sz w:val="28"/>
+          <w:szCs w:val="28"/>
+        </w:rPr>
+        <w:t>TaxStrategy</w:t>
+      </w:r>
+    </w:p>
+    <w:p>
+      <w:pPr>
+        <w:rPr>
+          <w:rFonts w:ascii="Times New Roman" w:hAnsi="Times New Roman" w:cs="Times New Roman"/>
+          <w:sz w:val="28"/>
+          <w:szCs w:val="28"/>
+        </w:rPr>
+      </w:pPr>
+      <w:r>
+        <w:rPr>
+          <w:rFonts w:ascii="Times New Roman" w:hAnsi="Times New Roman" w:cs="Times New Roman"/>
+          <w:sz w:val="28"/>
+          <w:szCs w:val="28"/>
+        </w:rPr>
+        <w:t>Lớp Order hoặc Product chỉ cần giữ một biến</w:t>
+      </w:r>
+      <w:r>
+        <w:rPr>
+          <w:rFonts w:ascii="Times New Roman" w:hAnsi="Times New Roman" w:cs="Times New Roman"/>
+          <w:sz w:val="28"/>
+          <w:szCs w:val="28"/>
+        </w:rPr>
+        <w:t xml:space="preserve"> </w:t>
+      </w:r>
+      <w:r>
+        <w:rPr>
+          <w:rFonts w:ascii="Times New Roman" w:hAnsi="Times New Roman" w:cs="Times New Roman"/>
+          <w:sz w:val="28"/>
+          <w:szCs w:val="28"/>
+        </w:rPr>
+        <w:t>TaxStrategy taxStrategy;</w:t>
+      </w:r>
+    </w:p>
+    <w:p>
+      <w:pPr>
+        <w:rPr>
+          <w:rFonts w:ascii="Times New Roman" w:hAnsi="Times New Roman" w:cs="Times New Roman"/>
+          <w:sz w:val="28"/>
+          <w:szCs w:val="28"/>
+        </w:rPr>
+      </w:pPr>
+      <w:r>
+        <w:rPr>
+          <w:rFonts w:ascii="Times New Roman" w:hAnsi="Times New Roman" w:cs="Times New Roman"/>
+          <w:sz w:val="28"/>
+          <w:szCs w:val="28"/>
+        </w:rPr>
+        <w:t>Khi muốn đổi cách tính thuế, ta chỉ cần thay đổi strategy:</w:t>
+      </w:r>
+    </w:p>
+    <w:p>
+      <w:pPr>
+        <w:rPr>
+          <w:rFonts w:ascii="Times New Roman" w:hAnsi="Times New Roman" w:cs="Times New Roman"/>
+          <w:sz w:val="28"/>
+          <w:szCs w:val="28"/>
+        </w:rPr>
+      </w:pPr>
+      <w:r>
+        <w:rPr>
+          <w:rFonts w:ascii="Times New Roman" w:hAnsi="Times New Roman" w:cs="Times New Roman"/>
+          <w:sz w:val="28"/>
+          <w:szCs w:val="28"/>
+        </w:rPr>
+        <w:t>order.setTaxStrategy(new VatTax());</w:t>
+      </w:r>
+    </w:p>
+    <w:p>
+      <w:pPr>
+        <w:rPr>
+          <w:rFonts w:ascii="Times New Roman" w:hAnsi="Times New Roman" w:cs="Times New Roman"/>
+          <w:sz w:val="28"/>
+          <w:szCs w:val="28"/>
+        </w:rPr>
+      </w:pPr>
+    </w:p>
+    <w:p>
+      <w:pPr>
+        <w:rPr>
+          <w:rFonts w:ascii="Times New Roman" w:hAnsi="Times New Roman" w:cs="Times New Roman"/>
+          <w:sz w:val="28"/>
+          <w:szCs w:val="28"/>
+        </w:rPr>
+      </w:pPr>
+      <w:r>
+        <w:rPr>
+          <w:rFonts w:ascii="Times New Roman" w:hAnsi="Times New Roman" w:cs="Times New Roman"/>
+          <w:sz w:val="28"/>
+          <w:szCs w:val="28"/>
+        </w:rPr>
+        <w:t>5.</w:t>
+      </w:r>
+      <w:r>
+        <w:rPr>
+          <w:rFonts w:ascii="Times New Roman" w:hAnsi="Times New Roman" w:cs="Times New Roman"/>
+          <w:sz w:val="28"/>
+          <w:szCs w:val="28"/>
+        </w:rPr>
+        <w:t>Decorator</w:t>
+      </w:r>
+    </w:p>
+    <w:p>
+      <w:pPr>
+        <w:rPr>
+          <w:rFonts w:ascii="Times New Roman" w:hAnsi="Times New Roman" w:cs="Times New Roman"/>
+          <w:sz w:val="28"/>
+          <w:szCs w:val="28"/>
+        </w:rPr>
+      </w:pPr>
+    </w:p>
+    <w:p>
+      <w:pPr>
+        <w:rPr>
+          <w:rFonts w:ascii="Times New Roman" w:hAnsi="Times New Roman" w:cs="Times New Roman"/>
+          <w:sz w:val="28"/>
+          <w:szCs w:val="28"/>
+        </w:rPr>
+      </w:pPr>
+      <w:r>
+        <w:rPr>
+          <w:rFonts w:ascii="Times New Roman" w:hAnsi="Times New Roman" w:cs="Times New Roman"/>
+          <w:sz w:val="28"/>
+          <w:szCs w:val="28"/>
+        </w:rPr>
+        <w:drawing>
+          <wp:inline distT="0" distB="0" distL="0" distR="0" wp14:anchorId="4D2AB539" wp14:editId="0EDE2A8B">
+            <wp:extent cx="5943600" cy="2356485"/>
+            <wp:effectExtent l="0" t="0" r="0" b="5715"/>
+            <wp:docPr id="17" name="Picture 17"/>
+            <wp:cNvGraphicFramePr>
+              <a:graphicFrameLocks xmlns:a="http://schemas.openxmlformats.org/drawingml/2006/main" noChangeAspect="1"/>
+            </wp:cNvGraphicFramePr>
+            <a:graphic xmlns:a="http://schemas.openxmlformats.org/drawingml/2006/main">
+              <a:graphicData uri="http://schemas.openxmlformats.org/drawingml/2006/picture">
+                <pic:pic xmlns:pic="http://schemas.openxmlformats.org/drawingml/2006/picture">
+                  <pic:nvPicPr>
+                    <pic:cNvPr id="1" name=""/>
+                    <pic:cNvPicPr/>
+                  </pic:nvPicPr>
+                  <pic:blipFill>
+                    <a:blip r:embed="rId21"/>
+                    <a:stretch>
+                      <a:fillRect/>
+                    </a:stretch>
+                  </pic:blipFill>
+                  <pic:spPr>
+                    <a:xfrm>
+                      <a:off x="0" y="0"/>
+                      <a:ext cx="5943600" cy="2356485"/>
+                    </a:xfrm>
+                    <a:prstGeom prst="rect">
+                      <a:avLst/>
+                    </a:prstGeom>
+                  </pic:spPr>
+                </pic:pic>
+              </a:graphicData>
+            </a:graphic>
+          </wp:inline>
+        </w:drawing>
+      </w:r>
+    </w:p>
+    <w:p>
+      <w:pPr>
+        <w:rPr>
+          <w:rFonts w:ascii="Times New Roman" w:hAnsi="Times New Roman" w:cs="Times New Roman"/>
+          <w:sz w:val="28"/>
+          <w:szCs w:val="28"/>
+        </w:rPr>
+      </w:pPr>
+      <w:r>
+        <w:rPr>
+          <w:rFonts w:ascii="Times New Roman" w:hAnsi="Times New Roman" w:cs="Times New Roman"/>
+          <w:sz w:val="28"/>
+          <w:szCs w:val="28"/>
+        </w:rPr>
+        <w:drawing>
+          <wp:inline distT="0" distB="0" distL="0" distR="0" wp14:anchorId="326B5BD6" wp14:editId="5981F9D6">
+            <wp:extent cx="5943600" cy="3714750"/>
+            <wp:effectExtent l="0" t="0" r="0" b="0"/>
+            <wp:docPr id="18" name="Picture 18"/>
+            <wp:cNvGraphicFramePr>
+              <a:graphicFrameLocks xmlns:a="http://schemas.openxmlformats.org/drawingml/2006/main" noChangeAspect="1"/>
+            </wp:cNvGraphicFramePr>
+            <a:graphic xmlns:a="http://schemas.openxmlformats.org/drawingml/2006/main">
+              <a:graphicData uri="http://schemas.openxmlformats.org/drawingml/2006/picture">
+                <pic:pic xmlns:pic="http://schemas.openxmlformats.org/drawingml/2006/picture">
+                  <pic:nvPicPr>
+                    <pic:cNvPr id="1" name=""/>
+                    <pic:cNvPicPr/>
+                  </pic:nvPicPr>
+                  <pic:blipFill>
+                    <a:blip r:embed="rId22"/>
+                    <a:stretch>
+                      <a:fillRect/>
+                    </a:stretch>
+                  </pic:blipFill>
+                  <pic:spPr>
+                    <a:xfrm>
+                      <a:off x="0" y="0"/>
+                      <a:ext cx="5943600" cy="3714750"/>
+                    </a:xfrm>
+                    <a:prstGeom prst="rect">
+                      <a:avLst/>
+                    </a:prstGeom>
+                  </pic:spPr>
+                </pic:pic>
+              </a:graphicData>
+            </a:graphic>
+          </wp:inline>
+        </w:drawing>
+      </w:r>
+    </w:p>
+    <w:p>
+      <w:pPr>
+        <w:rPr>
+          <w:rFonts w:ascii="Times New Roman" w:hAnsi="Times New Roman" w:cs="Times New Roman"/>
+          <w:sz w:val="28"/>
+          <w:szCs w:val="28"/>
+        </w:rPr>
+      </w:pPr>
+      <w:r>
+        <w:rPr>
+          <w:rFonts w:ascii="Times New Roman" w:hAnsi="Times New Roman" w:cs="Times New Roman"/>
+          <w:sz w:val="28"/>
+          <w:szCs w:val="28"/>
+        </w:rPr>
+        <w:lastRenderedPageBreak/>
+        <w:drawing>
+          <wp:inline distT="0" distB="0" distL="0" distR="0" wp14:anchorId="24555A42" wp14:editId="54810F08">
+            <wp:extent cx="5943600" cy="3714750"/>
+            <wp:effectExtent l="0" t="0" r="0" b="0"/>
+            <wp:docPr id="19" name="Picture 19"/>
+            <wp:cNvGraphicFramePr>
+              <a:graphicFrameLocks xmlns:a="http://schemas.openxmlformats.org/drawingml/2006/main" noChangeAspect="1"/>
+            </wp:cNvGraphicFramePr>
+            <a:graphic xmlns:a="http://schemas.openxmlformats.org/drawingml/2006/main">
+              <a:graphicData uri="http://schemas.openxmlformats.org/drawingml/2006/picture">
+                <pic:pic xmlns:pic="http://schemas.openxmlformats.org/drawingml/2006/picture">
+                  <pic:nvPicPr>
+                    <pic:cNvPr id="1" name=""/>
+                    <pic:cNvPicPr/>
+                  </pic:nvPicPr>
+                  <pic:blipFill>
+                    <a:blip r:embed="rId23"/>
+                    <a:stretch>
+                      <a:fillRect/>
+                    </a:stretch>
+                  </pic:blipFill>
+                  <pic:spPr>
+                    <a:xfrm>
+                      <a:off x="0" y="0"/>
+                      <a:ext cx="5943600" cy="3714750"/>
+                    </a:xfrm>
+                    <a:prstGeom prst="rect">
+                      <a:avLst/>
+                    </a:prstGeom>
+                  </pic:spPr>
+                </pic:pic>
+              </a:graphicData>
+            </a:graphic>
+          </wp:inline>
+        </w:drawing>
+      </w:r>
+    </w:p>
+    <w:p>
+      <w:pPr>
+        <w:rPr>
+          <w:rFonts w:ascii="Times New Roman" w:hAnsi="Times New Roman" w:cs="Times New Roman"/>
+          <w:sz w:val="28"/>
+          <w:szCs w:val="28"/>
+        </w:rPr>
+      </w:pPr>
+      <w:r>
+        <w:rPr>
+          <w:rFonts w:ascii="Times New Roman" w:hAnsi="Times New Roman" w:cs="Times New Roman"/>
+          <w:sz w:val="28"/>
+          <w:szCs w:val="28"/>
+        </w:rPr>
+        <w:drawing>
+          <wp:inline distT="0" distB="0" distL="0" distR="0" wp14:anchorId="5BD65F77" wp14:editId="15144533">
+            <wp:extent cx="5943600" cy="3714750"/>
+            <wp:effectExtent l="0" t="0" r="0" b="0"/>
+            <wp:docPr id="20" name="Picture 20"/>
+            <wp:cNvGraphicFramePr>
+              <a:graphicFrameLocks xmlns:a="http://schemas.openxmlformats.org/drawingml/2006/main" noChangeAspect="1"/>
+            </wp:cNvGraphicFramePr>
+            <a:graphic xmlns:a="http://schemas.openxmlformats.org/drawingml/2006/main">
+              <a:graphicData uri="http://schemas.openxmlformats.org/drawingml/2006/picture">
+                <pic:pic xmlns:pic="http://schemas.openxmlformats.org/drawingml/2006/picture">
+                  <pic:nvPicPr>
+                    <pic:cNvPr id="1" name=""/>
+                    <pic:cNvPicPr/>
+                  </pic:nvPicPr>
+                  <pic:blipFill>
+                    <a:blip r:embed="rId24"/>
+                    <a:stretch>
+                      <a:fillRect/>
+                    </a:stretch>
+                  </pic:blipFill>
+                  <pic:spPr>
+                    <a:xfrm>
+                      <a:off x="0" y="0"/>
+                      <a:ext cx="5943600" cy="3714750"/>
+                    </a:xfrm>
+                    <a:prstGeom prst="rect">
+                      <a:avLst/>
+                    </a:prstGeom>
+                  </pic:spPr>
+                </pic:pic>
+              </a:graphicData>
+            </a:graphic>
+          </wp:inline>
+        </w:drawing>
+      </w:r>
+    </w:p>
+    <w:p>
+      <w:pPr>
+        <w:rPr>
+          <w:rFonts w:ascii="Times New Roman" w:hAnsi="Times New Roman" w:cs="Times New Roman"/>
+          <w:sz w:val="28"/>
+          <w:szCs w:val="28"/>
+        </w:rPr>
+      </w:pPr>
+      <w:r>
+        <w:rPr>
+          <w:rFonts w:ascii="Times New Roman" w:hAnsi="Times New Roman" w:cs="Times New Roman"/>
+          <w:sz w:val="28"/>
+          <w:szCs w:val="28"/>
+        </w:rPr>
+        <w:lastRenderedPageBreak/>
+        <w:drawing>
+          <wp:inline distT="0" distB="0" distL="0" distR="0" wp14:anchorId="3B20EE6F" wp14:editId="0ABBA69C">
+            <wp:extent cx="5943600" cy="3714750"/>
+            <wp:effectExtent l="0" t="0" r="0" b="0"/>
+            <wp:docPr id="21" name="Picture 21"/>
+            <wp:cNvGraphicFramePr>
+              <a:graphicFrameLocks xmlns:a="http://schemas.openxmlformats.org/drawingml/2006/main" noChangeAspect="1"/>
+            </wp:cNvGraphicFramePr>
+            <a:graphic xmlns:a="http://schemas.openxmlformats.org/drawingml/2006/main">
+              <a:graphicData uri="http://schemas.openxmlformats.org/drawingml/2006/picture">
+                <pic:pic xmlns:pic="http://schemas.openxmlformats.org/drawingml/2006/picture">
+                  <pic:nvPicPr>
+                    <pic:cNvPr id="1" name=""/>
+                    <pic:cNvPicPr/>
+                  </pic:nvPicPr>
+                  <pic:blipFill>
+                    <a:blip r:embed="rId25"/>
+                    <a:stretch>
+                      <a:fillRect/>
+                    </a:stretch>
+                  </pic:blipFill>
+                  <pic:spPr>
+                    <a:xfrm>
+                      <a:off x="0" y="0"/>
+                      <a:ext cx="5943600" cy="3714750"/>
+                    </a:xfrm>
+                    <a:prstGeom prst="rect">
+                      <a:avLst/>
+                    </a:prstGeom>
+                  </pic:spPr>
+                </pic:pic>
+              </a:graphicData>
+            </a:graphic>
+          </wp:inline>
+        </w:drawing>
+      </w:r>
+    </w:p>
+    <w:p>
+      <w:pPr>
+        <w:rPr>
+          <w:rFonts w:ascii="Times New Roman" w:hAnsi="Times New Roman" w:cs="Times New Roman"/>
+          <w:sz w:val="28"/>
+          <w:szCs w:val="28"/>
+        </w:rPr>
+      </w:pPr>
+      <w:r>
+        <w:rPr>
+          <w:rFonts w:ascii="Times New Roman" w:hAnsi="Times New Roman" w:cs="Times New Roman"/>
+          <w:sz w:val="28"/>
+          <w:szCs w:val="28"/>
+        </w:rPr>
+        <w:drawing>
+          <wp:inline distT="0" distB="0" distL="0" distR="0" wp14:anchorId="6882A393" wp14:editId="1A4D8723">
+            <wp:extent cx="5943600" cy="2269490"/>
+            <wp:effectExtent l="0" t="0" r="0" b="0"/>
+            <wp:docPr id="22" name="Picture 22"/>
+            <wp:cNvGraphicFramePr>
+              <a:graphicFrameLocks xmlns:a="http://schemas.openxmlformats.org/drawingml/2006/main" noChangeAspect="1"/>
+            </wp:cNvGraphicFramePr>
+            <a:graphic xmlns:a="http://schemas.openxmlformats.org/drawingml/2006/main">
+              <a:graphicData uri="http://schemas.openxmlformats.org/drawingml/2006/picture">
+                <pic:pic xmlns:pic="http://schemas.openxmlformats.org/drawingml/2006/picture">
+                  <pic:nvPicPr>
+                    <pic:cNvPr id="1" name=""/>
+                    <pic:cNvPicPr/>
+                  </pic:nvPicPr>
+                  <pic:blipFill>
+                    <a:blip r:embed="rId26"/>
+                    <a:stretch>
+                      <a:fillRect/>
+                    </a:stretch>
+                  </pic:blipFill>
+                  <pic:spPr>
+                    <a:xfrm>
+                      <a:off x="0" y="0"/>
+                      <a:ext cx="5943600" cy="2269490"/>
+                    </a:xfrm>
+                    <a:prstGeom prst="rect">
+                      <a:avLst/>
+                    </a:prstGeom>
+                  </pic:spPr>
+                </pic:pic>
+              </a:graphicData>
+            </a:graphic>
+          </wp:inline>
+        </w:drawing>
+      </w:r>
+    </w:p>
+    <w:p>
+      <w:pPr>
+        <w:rPr>
+          <w:rFonts w:ascii="Times New Roman" w:hAnsi="Times New Roman" w:cs="Times New Roman"/>
+          <w:sz w:val="28"/>
+          <w:szCs w:val="28"/>
+        </w:rPr>
+      </w:pPr>
+      <w:r>
+        <w:rPr>
+          <w:rFonts w:ascii="Times New Roman" w:hAnsi="Times New Roman" w:cs="Times New Roman"/>
+          <w:sz w:val="28"/>
+          <w:szCs w:val="28"/>
+        </w:rPr>
+        <w:t>Trong hệ thống thanh toán, khách hàng có thể:</w:t>
+      </w:r>
+    </w:p>
+    <w:p>
+      <w:pPr>
+        <w:ind w:left="720"/>
+        <w:rPr>
+          <w:rFonts w:ascii="Times New Roman" w:hAnsi="Times New Roman" w:cs="Times New Roman"/>
+          <w:sz w:val="28"/>
+          <w:szCs w:val="28"/>
+        </w:rPr>
+      </w:pPr>
+      <w:r>
+        <w:rPr>
+          <w:rFonts w:ascii="Times New Roman" w:hAnsi="Times New Roman" w:cs="Times New Roman"/>
+          <w:sz w:val="28"/>
+          <w:szCs w:val="28"/>
+        </w:rPr>
+        <w:t>-</w:t>
+      </w:r>
+      <w:r>
+        <w:rPr>
+          <w:rFonts w:ascii="Times New Roman" w:hAnsi="Times New Roman" w:cs="Times New Roman"/>
+          <w:sz w:val="28"/>
+          <w:szCs w:val="28"/>
+        </w:rPr>
+        <w:t>Thanh toán bằng Credit Card</w:t>
+      </w:r>
+    </w:p>
+    <w:p>
+      <w:pPr>
+        <w:ind w:left="720"/>
+        <w:rPr>
+          <w:rFonts w:ascii="Times New Roman" w:hAnsi="Times New Roman" w:cs="Times New Roman"/>
+          <w:sz w:val="28"/>
+          <w:szCs w:val="28"/>
+        </w:rPr>
+      </w:pPr>
+      <w:r>
+        <w:rPr>
+          <w:rFonts w:ascii="Times New Roman" w:hAnsi="Times New Roman" w:cs="Times New Roman"/>
+          <w:sz w:val="28"/>
+          <w:szCs w:val="28"/>
+        </w:rPr>
+        <w:t>-</w:t>
+      </w:r>
+      <w:r>
+        <w:rPr>
+          <w:rFonts w:ascii="Times New Roman" w:hAnsi="Times New Roman" w:cs="Times New Roman"/>
+          <w:sz w:val="28"/>
+          <w:szCs w:val="28"/>
+        </w:rPr>
+        <w:t>Thanh toán bằng PayPal</w:t>
+      </w:r>
+    </w:p>
+    <w:p>
+      <w:pPr>
+        <w:rPr>
+          <w:rFonts w:ascii="Times New Roman" w:hAnsi="Times New Roman" w:cs="Times New Roman"/>
+          <w:sz w:val="28"/>
+          <w:szCs w:val="28"/>
+        </w:rPr>
+      </w:pPr>
+      <w:r>
+        <w:rPr>
+          <w:rFonts w:ascii="Times New Roman" w:hAnsi="Times New Roman" w:cs="Times New Roman"/>
+          <w:sz w:val="28"/>
+          <w:szCs w:val="28"/>
+        </w:rPr>
+        <w:t>Ngoài ra còn có các chức năng bổ sung:Phí xử lý</w:t>
+      </w:r>
+      <w:r>
+        <w:rPr>
+          <w:rFonts w:ascii="Times New Roman" w:hAnsi="Times New Roman" w:cs="Times New Roman"/>
+          <w:sz w:val="28"/>
+          <w:szCs w:val="28"/>
+        </w:rPr>
+        <w:t>,</w:t>
+      </w:r>
+      <w:r>
+        <w:rPr>
+          <w:rFonts w:ascii="Times New Roman" w:hAnsi="Times New Roman" w:cs="Times New Roman"/>
+          <w:sz w:val="28"/>
+          <w:szCs w:val="28"/>
+        </w:rPr>
+        <w:t>Mã giảm giá</w:t>
+      </w:r>
+    </w:p>
+    <w:p>
+      <w:pPr>
+        <w:rPr>
+          <w:rFonts w:ascii="Times New Roman" w:hAnsi="Times New Roman" w:cs="Times New Roman"/>
+          <w:sz w:val="28"/>
+          <w:szCs w:val="28"/>
+        </w:rPr>
+      </w:pPr>
+      <w:r>
+        <w:rPr>
+          <w:rFonts w:ascii="Times New Roman" w:hAnsi="Times New Roman" w:cs="Times New Roman"/>
+          <w:sz w:val="28"/>
+          <w:szCs w:val="28"/>
+        </w:rPr>
+        <w:t>Thay vì tạo nhiều class Decorator Pattern cho phép bọc thêm chức năng vào object.</w:t>
+      </w:r>
+    </w:p>
+    <w:p>
+      <w:pPr>
+        <w:rPr>
+          <w:rFonts w:ascii="Times New Roman" w:hAnsi="Times New Roman" w:cs="Times New Roman"/>
+          <w:sz w:val="28"/>
+          <w:szCs w:val="28"/>
+        </w:rPr>
+      </w:pPr>
+      <w:r>
+        <w:rPr>
+          <w:rFonts w:ascii="Times New Roman" w:hAnsi="Times New Roman" w:cs="Times New Roman"/>
+          <w:sz w:val="28"/>
+          <w:szCs w:val="28"/>
+        </w:rPr>
+        <w:t>Ví dụ</w:t>
+      </w:r>
+      <w:r>
+        <w:rPr>
+          <w:rFonts w:ascii="Times New Roman" w:hAnsi="Times New Roman" w:cs="Times New Roman"/>
+          <w:sz w:val="28"/>
+          <w:szCs w:val="28"/>
+        </w:rPr>
+        <w:t xml:space="preserve"> như</w:t>
+      </w:r>
+    </w:p>
+    <w:p>
+      <w:pPr>
+        <w:rPr>
+          <w:rFonts w:ascii="Times New Roman" w:hAnsi="Times New Roman" w:cs="Times New Roman"/>
+          <w:sz w:val="28"/>
+          <w:szCs w:val="28"/>
+        </w:rPr>
+      </w:pPr>
+      <w:r>
+        <w:rPr>
+          <w:rFonts w:ascii="Times New Roman" w:hAnsi="Times New Roman" w:cs="Times New Roman"/>
+          <w:sz w:val="28"/>
+          <w:szCs w:val="28"/>
+        </w:rPr>
+        <w:lastRenderedPageBreak/>
+        <w:t>Payment payment = new CreditCardPayment();</w:t>
+      </w:r>
+      <w:r>
+        <w:rPr>
+          <w:rFonts w:ascii="Times New Roman" w:hAnsi="Times New Roman" w:cs="Times New Roman"/>
+          <w:sz w:val="28"/>
+          <w:szCs w:val="28"/>
+        </w:rPr>
+        <w:br/>
+        <w:t>payment = new ProcessingFee(payment);</w:t>
+      </w:r>
+      <w:r>
+        <w:rPr>
+          <w:rFonts w:ascii="Times New Roman" w:hAnsi="Times New Roman" w:cs="Times New Roman"/>
+          <w:sz w:val="28"/>
+          <w:szCs w:val="28"/>
+        </w:rPr>
+        <w:br/>
+        <w:t>payment = new Discount(payment);</w:t>
+      </w:r>
+    </w:p>
+    <w:p>
+      <w:pPr>
+        <w:rPr>
+          <w:rFonts w:ascii="Times New Roman" w:hAnsi="Times New Roman" w:cs="Times New Roman"/>
+          <w:sz w:val="28"/>
+          <w:szCs w:val="28"/>
+        </w:rPr>
+      </w:pPr>
+      <w:r>
+        <w:rPr>
+          <w:rFonts w:ascii="Times New Roman" w:hAnsi="Times New Roman" w:cs="Times New Roman"/>
+          <w:sz w:val="28"/>
+          <w:szCs w:val="28"/>
+        </w:rPr>
+        <w:t>Quá trình thanh toán sẽ chạy theo chuỗi:</w:t>
+      </w:r>
+    </w:p>
+    <w:p>
+      <w:pPr>
+        <w:rPr>
+          <w:rFonts w:ascii="Times New Roman" w:hAnsi="Times New Roman" w:cs="Times New Roman"/>
+          <w:sz w:val="28"/>
+          <w:szCs w:val="28"/>
+        </w:rPr>
+      </w:pPr>
+      <w:r>
+        <w:rPr>
+          <w:rFonts w:ascii="Times New Roman" w:hAnsi="Times New Roman" w:cs="Times New Roman"/>
+          <w:sz w:val="28"/>
+          <w:szCs w:val="28"/>
+        </w:rPr>
+        <w:t xml:space="preserve">CreditCardPayment </w:t>
+      </w:r>
+      <w:r>
+        <w:rPr>
+          <w:rFonts w:ascii="Times New Roman" w:hAnsi="Times New Roman" w:cs="Times New Roman"/>
+          <w:sz w:val="28"/>
+          <w:szCs w:val="28"/>
+        </w:rPr>
+        <w:t>-&gt;</w:t>
+      </w:r>
+      <w:r>
+        <w:rPr>
+          <w:rFonts w:ascii="Times New Roman" w:hAnsi="Times New Roman" w:cs="Times New Roman"/>
+          <w:sz w:val="28"/>
+          <w:szCs w:val="28"/>
+        </w:rPr>
+        <w:t xml:space="preserve"> ProcessingFee </w:t>
+      </w:r>
+      <w:r>
+        <w:rPr>
+          <w:rFonts w:ascii="Times New Roman" w:hAnsi="Times New Roman" w:cs="Times New Roman"/>
+          <w:sz w:val="28"/>
+          <w:szCs w:val="28"/>
+        </w:rPr>
+        <w:t>-&gt;</w:t>
+      </w:r>
+      <w:r>
+        <w:rPr>
+          <w:rFonts w:ascii="Times New Roman" w:hAnsi="Times New Roman" w:cs="Times New Roman"/>
+          <w:sz w:val="28"/>
+          <w:szCs w:val="28"/>
+        </w:rPr>
+        <w:t xml:space="preserve"> Discount</w:t>
+      </w:r>
+    </w:p>
+    <w:p>
+      <w:pPr>
+        <w:rPr>
+          <w:rFonts w:ascii="Times New Roman" w:hAnsi="Times New Roman" w:cs="Times New Roman"/>
+          <w:sz w:val="28"/>
+          <w:szCs w:val="28"/>
+        </w:rPr>
+      </w:pPr>
+      <w:r>
+        <w:rPr>
+          <w:rFonts w:ascii="Times New Roman" w:hAnsi="Times New Roman" w:cs="Times New Roman"/>
+          <w:sz w:val="28"/>
+          <w:szCs w:val="28"/>
+        </w:rPr>
+        <w:t>Mỗi lớp decorator sẽ thêm chức năng mới vào object ban đầu.</w:t>
+      </w:r>
+    </w:p>
+    <w:p>
+      <w:pPr>
+        <w:rPr>
+          <w:rFonts w:ascii="Times New Roman" w:hAnsi="Times New Roman" w:cs="Times New Roman"/>
+          <w:sz w:val="28"/>
+          <w:szCs w:val="28"/>
+        </w:rPr>
+      </w:pPr>
     </w:p>
     <w:sectPr>
       <w:pgSz w:w="12240" w:h="15840"/>
@@ -469,8 +2049,604 @@
 </file>
 
 <file path=word/numbering.xml><?xml version="1.0" encoding="utf-8"?>
-<w:numbering xmlns:wpc="http://schemas.microsoft.com/office/word/2010/wordprocessingCanvas" xmlns:mc="http://schemas.openxmlformats.org/markup-compatibility/2006" xmlns:o="urn:schemas-microsoft-com:office:office" xmlns:r="http://schemas.openxmlformats.org/officeDocument/2006/relationships" xmlns:m="http://schemas.openxmlformats.org/officeDocument/2006/math" xmlns:v="urn:schemas-microsoft-com:vml" xmlns:wp14="http://schemas.microsoft.com/office/word/2010/wordprocessingDrawing" xmlns:wp="http://schemas.openxmlformats.org/drawingml/2006/wordprocessingDrawing" xmlns:w10="urn:schemas-microsoft-com:office:word" xmlns:w="http://schemas.openxmlformats.org/wordprocessingml/2006/main" xmlns:w14="http://schemas.microsoft.com/office/word/2010/wordml" xmlns:w15="http://schemas.microsoft.com/office/word/2012/wordml" xmlns:wpg="http://schemas.microsoft.com/office/word/2010/wordprocessingGroup" xmlns:wpi="http://schemas.microsoft.com/office/word/2010/wordprocessingInk" xmlns:wne="http://schemas.microsoft.com/office/word/2006/wordml" xmlns:wps="http://schemas.microsoft.com/office/word/2010/wordprocessingShape" mc:Ignorable="w14 w15 wp14">
-  <w:abstractNum w:abstractNumId="0">
+<w:numbering xmlns:wpc="http://schemas.microsoft.com/office/word/2010/wordprocessingCanvas" xmlns:cx="http://schemas.microsoft.com/office/drawing/2014/chartex" xmlns:cx1="http://schemas.microsoft.com/office/drawing/2015/9/8/chartex" xmlns:cx2="http://schemas.microsoft.com/office/drawing/2015/10/21/chartex" xmlns:cx3="http://schemas.microsoft.com/office/drawing/2016/5/9/chartex" xmlns:cx4="http://schemas.microsoft.com/office/drawing/2016/5/10/chartex" xmlns:cx5="http://schemas.microsoft.com/office/drawing/2016/5/11/chartex" xmlns:cx6="http://schemas.microsoft.com/office/drawing/2016/5/12/chartex" xmlns:cx7="http://schemas.microsoft.com/office/drawing/2016/5/13/chartex" xmlns:cx8="http://schemas.microsoft.com/office/drawing/2016/5/14/chartex" xmlns:mc="http://schemas.openxmlformats.org/markup-compatibility/2006" xmlns:aink="http://schemas.microsoft.com/office/drawing/2016/ink" xmlns:am3d="http://schemas.microsoft.com/office/drawing/2017/model3d" xmlns:o="urn:schemas-microsoft-com:office:office" xmlns:oel="http://schemas.microsoft.com/office/2019/extlst" xmlns:r="http://schemas.openxmlformats.org/officeDocument/2006/relationships" xmlns:m="http://schemas.openxmlformats.org/officeDocument/2006/math" xmlns:v="urn:schemas-microsoft-com:vml" xmlns:wp14="http://schemas.microsoft.com/office/word/2010/wordprocessingDrawing" xmlns:wp="http://schemas.openxmlformats.org/drawingml/2006/wordprocessingDrawing" xmlns:w10="urn:schemas-microsoft-com:office:word" xmlns:w="http://schemas.openxmlformats.org/wordprocessingml/2006/main" xmlns:w14="http://schemas.microsoft.com/office/word/2010/wordml" xmlns:w15="http://schemas.microsoft.com/office/word/2012/wordml" xmlns:w16cex="http://schemas.microsoft.com/office/word/2018/wordml/cex" xmlns:w16cid="http://schemas.microsoft.com/office/word/2016/wordml/cid" xmlns:w16="http://schemas.microsoft.com/office/word/2018/wordml" xmlns:w16sdtdh="http://schemas.microsoft.com/office/word/2020/wordml/sdtdatahash" xmlns:w16se="http://schemas.microsoft.com/office/word/2015/wordml/symex" xmlns:wpg="http://schemas.microsoft.com/office/word/2010/wordprocessingGroup" xmlns:wpi="http://schemas.microsoft.com/office/word/2010/wordprocessingInk" xmlns:wne="http://schemas.microsoft.com/office/word/2006/wordml" xmlns:wps="http://schemas.microsoft.com/office/word/2010/wordprocessingShape" mc:Ignorable="w14 w15 w16se w16cid w16 w16cex w16sdtdh wp14">
+  <w:abstractNum w:abstractNumId="0" w15:restartNumberingAfterBreak="0">
+    <w:nsid w:val="00AB41CE"/>
+    <w:multiLevelType w:val="multilevel"/>
+    <w:tmpl w:val="5D12D9CE"/>
+    <w:lvl w:ilvl="0">
+      <w:start w:val="1"/>
+      <w:numFmt w:val="bullet"/>
+      <w:lvlText w:val=""/>
+      <w:lvlJc w:val="left"/>
+      <w:pPr>
+        <w:tabs>
+          <w:tab w:val="num" w:pos="720"/>
+        </w:tabs>
+        <w:ind w:left="720" w:hanging="360"/>
+      </w:pPr>
+      <w:rPr>
+        <w:rFonts w:ascii="Symbol" w:hAnsi="Symbol" w:hint="default"/>
+        <w:sz w:val="20"/>
+      </w:rPr>
+    </w:lvl>
+    <w:lvl w:ilvl="1" w:tentative="1">
+      <w:start w:val="1"/>
+      <w:numFmt w:val="bullet"/>
+      <w:lvlText w:val="o"/>
+      <w:lvlJc w:val="left"/>
+      <w:pPr>
+        <w:tabs>
+          <w:tab w:val="num" w:pos="1440"/>
+        </w:tabs>
+        <w:ind w:left="1440" w:hanging="360"/>
+      </w:pPr>
+      <w:rPr>
+        <w:rFonts w:ascii="Courier New" w:hAnsi="Courier New" w:hint="default"/>
+        <w:sz w:val="20"/>
+      </w:rPr>
+    </w:lvl>
+    <w:lvl w:ilvl="2" w:tentative="1">
+      <w:start w:val="1"/>
+      <w:numFmt w:val="bullet"/>
+      <w:lvlText w:val=""/>
+      <w:lvlJc w:val="left"/>
+      <w:pPr>
+        <w:tabs>
+          <w:tab w:val="num" w:pos="2160"/>
+        </w:tabs>
+        <w:ind w:left="2160" w:hanging="360"/>
+      </w:pPr>
+      <w:rPr>
+        <w:rFonts w:ascii="Wingdings" w:hAnsi="Wingdings" w:hint="default"/>
+        <w:sz w:val="20"/>
+      </w:rPr>
+    </w:lvl>
+    <w:lvl w:ilvl="3" w:tentative="1">
+      <w:start w:val="1"/>
+      <w:numFmt w:val="bullet"/>
+      <w:lvlText w:val=""/>
+      <w:lvlJc w:val="left"/>
+      <w:pPr>
+        <w:tabs>
+          <w:tab w:val="num" w:pos="2880"/>
+        </w:tabs>
+        <w:ind w:left="2880" w:hanging="360"/>
+      </w:pPr>
+      <w:rPr>
+        <w:rFonts w:ascii="Wingdings" w:hAnsi="Wingdings" w:hint="default"/>
+        <w:sz w:val="20"/>
+      </w:rPr>
+    </w:lvl>
+    <w:lvl w:ilvl="4" w:tentative="1">
+      <w:start w:val="1"/>
+      <w:numFmt w:val="bullet"/>
+      <w:lvlText w:val=""/>
+      <w:lvlJc w:val="left"/>
+      <w:pPr>
+        <w:tabs>
+          <w:tab w:val="num" w:pos="3600"/>
+        </w:tabs>
+        <w:ind w:left="3600" w:hanging="360"/>
+      </w:pPr>
+      <w:rPr>
+        <w:rFonts w:ascii="Wingdings" w:hAnsi="Wingdings" w:hint="default"/>
+        <w:sz w:val="20"/>
+      </w:rPr>
+    </w:lvl>
+    <w:lvl w:ilvl="5" w:tentative="1">
+      <w:start w:val="1"/>
+      <w:numFmt w:val="bullet"/>
+      <w:lvlText w:val=""/>
+      <w:lvlJc w:val="left"/>
+      <w:pPr>
+        <w:tabs>
+          <w:tab w:val="num" w:pos="4320"/>
+        </w:tabs>
+        <w:ind w:left="4320" w:hanging="360"/>
+      </w:pPr>
+      <w:rPr>
+        <w:rFonts w:ascii="Wingdings" w:hAnsi="Wingdings" w:hint="default"/>
+        <w:sz w:val="20"/>
+      </w:rPr>
+    </w:lvl>
+    <w:lvl w:ilvl="6" w:tentative="1">
+      <w:start w:val="1"/>
+      <w:numFmt w:val="bullet"/>
+      <w:lvlText w:val=""/>
+      <w:lvlJc w:val="left"/>
+      <w:pPr>
+        <w:tabs>
+          <w:tab w:val="num" w:pos="5040"/>
+        </w:tabs>
+        <w:ind w:left="5040" w:hanging="360"/>
+      </w:pPr>
+      <w:rPr>
+        <w:rFonts w:ascii="Wingdings" w:hAnsi="Wingdings" w:hint="default"/>
+        <w:sz w:val="20"/>
+      </w:rPr>
+    </w:lvl>
+    <w:lvl w:ilvl="7" w:tentative="1">
+      <w:start w:val="1"/>
+      <w:numFmt w:val="bullet"/>
+      <w:lvlText w:val=""/>
+      <w:lvlJc w:val="left"/>
+      <w:pPr>
+        <w:tabs>
+          <w:tab w:val="num" w:pos="5760"/>
+        </w:tabs>
+        <w:ind w:left="5760" w:hanging="360"/>
+      </w:pPr>
+      <w:rPr>
+        <w:rFonts w:ascii="Wingdings" w:hAnsi="Wingdings" w:hint="default"/>
+        <w:sz w:val="20"/>
+      </w:rPr>
+    </w:lvl>
+    <w:lvl w:ilvl="8" w:tentative="1">
+      <w:start w:val="1"/>
+      <w:numFmt w:val="bullet"/>
+      <w:lvlText w:val=""/>
+      <w:lvlJc w:val="left"/>
+      <w:pPr>
+        <w:tabs>
+          <w:tab w:val="num" w:pos="6480"/>
+        </w:tabs>
+        <w:ind w:left="6480" w:hanging="360"/>
+      </w:pPr>
+      <w:rPr>
+        <w:rFonts w:ascii="Wingdings" w:hAnsi="Wingdings" w:hint="default"/>
+        <w:sz w:val="20"/>
+      </w:rPr>
+    </w:lvl>
+  </w:abstractNum>
+  <w:abstractNum w:abstractNumId="1" w15:restartNumberingAfterBreak="0">
+    <w:nsid w:val="0BF44142"/>
+    <w:multiLevelType w:val="multilevel"/>
+    <w:tmpl w:val="A9A4A06C"/>
+    <w:lvl w:ilvl="0">
+      <w:start w:val="1"/>
+      <w:numFmt w:val="bullet"/>
+      <w:lvlText w:val=""/>
+      <w:lvlJc w:val="left"/>
+      <w:pPr>
+        <w:tabs>
+          <w:tab w:val="num" w:pos="720"/>
+        </w:tabs>
+        <w:ind w:left="720" w:hanging="360"/>
+      </w:pPr>
+      <w:rPr>
+        <w:rFonts w:ascii="Symbol" w:hAnsi="Symbol" w:hint="default"/>
+        <w:sz w:val="20"/>
+      </w:rPr>
+    </w:lvl>
+    <w:lvl w:ilvl="1" w:tentative="1">
+      <w:start w:val="1"/>
+      <w:numFmt w:val="bullet"/>
+      <w:lvlText w:val="o"/>
+      <w:lvlJc w:val="left"/>
+      <w:pPr>
+        <w:tabs>
+          <w:tab w:val="num" w:pos="1440"/>
+        </w:tabs>
+        <w:ind w:left="1440" w:hanging="360"/>
+      </w:pPr>
+      <w:rPr>
+        <w:rFonts w:ascii="Courier New" w:hAnsi="Courier New" w:hint="default"/>
+        <w:sz w:val="20"/>
+      </w:rPr>
+    </w:lvl>
+    <w:lvl w:ilvl="2" w:tentative="1">
+      <w:start w:val="1"/>
+      <w:numFmt w:val="bullet"/>
+      <w:lvlText w:val=""/>
+      <w:lvlJc w:val="left"/>
+      <w:pPr>
+        <w:tabs>
+          <w:tab w:val="num" w:pos="2160"/>
+        </w:tabs>
+        <w:ind w:left="2160" w:hanging="360"/>
+      </w:pPr>
+      <w:rPr>
+        <w:rFonts w:ascii="Wingdings" w:hAnsi="Wingdings" w:hint="default"/>
+        <w:sz w:val="20"/>
+      </w:rPr>
+    </w:lvl>
+    <w:lvl w:ilvl="3" w:tentative="1">
+      <w:start w:val="1"/>
+      <w:numFmt w:val="bullet"/>
+      <w:lvlText w:val=""/>
+      <w:lvlJc w:val="left"/>
+      <w:pPr>
+        <w:tabs>
+          <w:tab w:val="num" w:pos="2880"/>
+        </w:tabs>
+        <w:ind w:left="2880" w:hanging="360"/>
+      </w:pPr>
+      <w:rPr>
+        <w:rFonts w:ascii="Wingdings" w:hAnsi="Wingdings" w:hint="default"/>
+        <w:sz w:val="20"/>
+      </w:rPr>
+    </w:lvl>
+    <w:lvl w:ilvl="4" w:tentative="1">
+      <w:start w:val="1"/>
+      <w:numFmt w:val="bullet"/>
+      <w:lvlText w:val=""/>
+      <w:lvlJc w:val="left"/>
+      <w:pPr>
+        <w:tabs>
+          <w:tab w:val="num" w:pos="3600"/>
+        </w:tabs>
+        <w:ind w:left="3600" w:hanging="360"/>
+      </w:pPr>
+      <w:rPr>
+        <w:rFonts w:ascii="Wingdings" w:hAnsi="Wingdings" w:hint="default"/>
+        <w:sz w:val="20"/>
+      </w:rPr>
+    </w:lvl>
+    <w:lvl w:ilvl="5" w:tentative="1">
+      <w:start w:val="1"/>
+      <w:numFmt w:val="bullet"/>
+      <w:lvlText w:val=""/>
+      <w:lvlJc w:val="left"/>
+      <w:pPr>
+        <w:tabs>
+          <w:tab w:val="num" w:pos="4320"/>
+        </w:tabs>
+        <w:ind w:left="4320" w:hanging="360"/>
+      </w:pPr>
+      <w:rPr>
+        <w:rFonts w:ascii="Wingdings" w:hAnsi="Wingdings" w:hint="default"/>
+        <w:sz w:val="20"/>
+      </w:rPr>
+    </w:lvl>
+    <w:lvl w:ilvl="6" w:tentative="1">
+      <w:start w:val="1"/>
+      <w:numFmt w:val="bullet"/>
+      <w:lvlText w:val=""/>
+      <w:lvlJc w:val="left"/>
+      <w:pPr>
+        <w:tabs>
+          <w:tab w:val="num" w:pos="5040"/>
+        </w:tabs>
+        <w:ind w:left="5040" w:hanging="360"/>
+      </w:pPr>
+      <w:rPr>
+        <w:rFonts w:ascii="Wingdings" w:hAnsi="Wingdings" w:hint="default"/>
+        <w:sz w:val="20"/>
+      </w:rPr>
+    </w:lvl>
+    <w:lvl w:ilvl="7" w:tentative="1">
+      <w:start w:val="1"/>
+      <w:numFmt w:val="bullet"/>
+      <w:lvlText w:val=""/>
+      <w:lvlJc w:val="left"/>
+      <w:pPr>
+        <w:tabs>
+          <w:tab w:val="num" w:pos="5760"/>
+        </w:tabs>
+        <w:ind w:left="5760" w:hanging="360"/>
+      </w:pPr>
+      <w:rPr>
+        <w:rFonts w:ascii="Wingdings" w:hAnsi="Wingdings" w:hint="default"/>
+        <w:sz w:val="20"/>
+      </w:rPr>
+    </w:lvl>
+    <w:lvl w:ilvl="8" w:tentative="1">
+      <w:start w:val="1"/>
+      <w:numFmt w:val="bullet"/>
+      <w:lvlText w:val=""/>
+      <w:lvlJc w:val="left"/>
+      <w:pPr>
+        <w:tabs>
+          <w:tab w:val="num" w:pos="6480"/>
+        </w:tabs>
+        <w:ind w:left="6480" w:hanging="360"/>
+      </w:pPr>
+      <w:rPr>
+        <w:rFonts w:ascii="Wingdings" w:hAnsi="Wingdings" w:hint="default"/>
+        <w:sz w:val="20"/>
+      </w:rPr>
+    </w:lvl>
+  </w:abstractNum>
+  <w:abstractNum w:abstractNumId="2" w15:restartNumberingAfterBreak="0">
+    <w:nsid w:val="1C9F2F24"/>
+    <w:multiLevelType w:val="multilevel"/>
+    <w:tmpl w:val="88BC12BC"/>
+    <w:lvl w:ilvl="0">
+      <w:start w:val="1"/>
+      <w:numFmt w:val="bullet"/>
+      <w:lvlText w:val=""/>
+      <w:lvlJc w:val="left"/>
+      <w:pPr>
+        <w:tabs>
+          <w:tab w:val="num" w:pos="720"/>
+        </w:tabs>
+        <w:ind w:left="720" w:hanging="360"/>
+      </w:pPr>
+      <w:rPr>
+        <w:rFonts w:ascii="Symbol" w:hAnsi="Symbol" w:hint="default"/>
+        <w:sz w:val="20"/>
+      </w:rPr>
+    </w:lvl>
+    <w:lvl w:ilvl="1" w:tentative="1">
+      <w:start w:val="1"/>
+      <w:numFmt w:val="bullet"/>
+      <w:lvlText w:val="o"/>
+      <w:lvlJc w:val="left"/>
+      <w:pPr>
+        <w:tabs>
+          <w:tab w:val="num" w:pos="1440"/>
+        </w:tabs>
+        <w:ind w:left="1440" w:hanging="360"/>
+      </w:pPr>
+      <w:rPr>
+        <w:rFonts w:ascii="Courier New" w:hAnsi="Courier New" w:hint="default"/>
+        <w:sz w:val="20"/>
+      </w:rPr>
+    </w:lvl>
+    <w:lvl w:ilvl="2" w:tentative="1">
+      <w:start w:val="1"/>
+      <w:numFmt w:val="bullet"/>
+      <w:lvlText w:val=""/>
+      <w:lvlJc w:val="left"/>
+      <w:pPr>
+        <w:tabs>
+          <w:tab w:val="num" w:pos="2160"/>
+        </w:tabs>
+        <w:ind w:left="2160" w:hanging="360"/>
+      </w:pPr>
+      <w:rPr>
+        <w:rFonts w:ascii="Wingdings" w:hAnsi="Wingdings" w:hint="default"/>
+        <w:sz w:val="20"/>
+      </w:rPr>
+    </w:lvl>
+    <w:lvl w:ilvl="3" w:tentative="1">
+      <w:start w:val="1"/>
+      <w:numFmt w:val="bullet"/>
+      <w:lvlText w:val=""/>
+      <w:lvlJc w:val="left"/>
+      <w:pPr>
+        <w:tabs>
+          <w:tab w:val="num" w:pos="2880"/>
+        </w:tabs>
+        <w:ind w:left="2880" w:hanging="360"/>
+      </w:pPr>
+      <w:rPr>
+        <w:rFonts w:ascii="Wingdings" w:hAnsi="Wingdings" w:hint="default"/>
+        <w:sz w:val="20"/>
+      </w:rPr>
+    </w:lvl>
+    <w:lvl w:ilvl="4" w:tentative="1">
+      <w:start w:val="1"/>
+      <w:numFmt w:val="bullet"/>
+      <w:lvlText w:val=""/>
+      <w:lvlJc w:val="left"/>
+      <w:pPr>
+        <w:tabs>
+          <w:tab w:val="num" w:pos="3600"/>
+        </w:tabs>
+        <w:ind w:left="3600" w:hanging="360"/>
+      </w:pPr>
+      <w:rPr>
+        <w:rFonts w:ascii="Wingdings" w:hAnsi="Wingdings" w:hint="default"/>
+        <w:sz w:val="20"/>
+      </w:rPr>
+    </w:lvl>
+    <w:lvl w:ilvl="5" w:tentative="1">
+      <w:start w:val="1"/>
+      <w:numFmt w:val="bullet"/>
+      <w:lvlText w:val=""/>
+      <w:lvlJc w:val="left"/>
+      <w:pPr>
+        <w:tabs>
+          <w:tab w:val="num" w:pos="4320"/>
+        </w:tabs>
+        <w:ind w:left="4320" w:hanging="360"/>
+      </w:pPr>
+      <w:rPr>
+        <w:rFonts w:ascii="Wingdings" w:hAnsi="Wingdings" w:hint="default"/>
+        <w:sz w:val="20"/>
+      </w:rPr>
+    </w:lvl>
+    <w:lvl w:ilvl="6" w:tentative="1">
+      <w:start w:val="1"/>
+      <w:numFmt w:val="bullet"/>
+      <w:lvlText w:val=""/>
+      <w:lvlJc w:val="left"/>
+      <w:pPr>
+        <w:tabs>
+          <w:tab w:val="num" w:pos="5040"/>
+        </w:tabs>
+        <w:ind w:left="5040" w:hanging="360"/>
+      </w:pPr>
+      <w:rPr>
+        <w:rFonts w:ascii="Wingdings" w:hAnsi="Wingdings" w:hint="default"/>
+        <w:sz w:val="20"/>
+      </w:rPr>
+    </w:lvl>
+    <w:lvl w:ilvl="7" w:tentative="1">
+      <w:start w:val="1"/>
+      <w:numFmt w:val="bullet"/>
+      <w:lvlText w:val=""/>
+      <w:lvlJc w:val="left"/>
+      <w:pPr>
+        <w:tabs>
+          <w:tab w:val="num" w:pos="5760"/>
+        </w:tabs>
+        <w:ind w:left="5760" w:hanging="360"/>
+      </w:pPr>
+      <w:rPr>
+        <w:rFonts w:ascii="Wingdings" w:hAnsi="Wingdings" w:hint="default"/>
+        <w:sz w:val="20"/>
+      </w:rPr>
+    </w:lvl>
+    <w:lvl w:ilvl="8" w:tentative="1">
+      <w:start w:val="1"/>
+      <w:numFmt w:val="bullet"/>
+      <w:lvlText w:val=""/>
+      <w:lvlJc w:val="left"/>
+      <w:pPr>
+        <w:tabs>
+          <w:tab w:val="num" w:pos="6480"/>
+        </w:tabs>
+        <w:ind w:left="6480" w:hanging="360"/>
+      </w:pPr>
+      <w:rPr>
+        <w:rFonts w:ascii="Wingdings" w:hAnsi="Wingdings" w:hint="default"/>
+        <w:sz w:val="20"/>
+      </w:rPr>
+    </w:lvl>
+  </w:abstractNum>
+  <w:abstractNum w:abstractNumId="3" w15:restartNumberingAfterBreak="0">
+    <w:nsid w:val="4C022411"/>
+    <w:multiLevelType w:val="multilevel"/>
+    <w:tmpl w:val="C3587AE4"/>
+    <w:lvl w:ilvl="0">
+      <w:start w:val="1"/>
+      <w:numFmt w:val="bullet"/>
+      <w:lvlText w:val=""/>
+      <w:lvlJc w:val="left"/>
+      <w:pPr>
+        <w:tabs>
+          <w:tab w:val="num" w:pos="720"/>
+        </w:tabs>
+        <w:ind w:left="720" w:hanging="360"/>
+      </w:pPr>
+      <w:rPr>
+        <w:rFonts w:ascii="Symbol" w:hAnsi="Symbol" w:hint="default"/>
+        <w:sz w:val="20"/>
+      </w:rPr>
+    </w:lvl>
+    <w:lvl w:ilvl="1" w:tentative="1">
+      <w:start w:val="1"/>
+      <w:numFmt w:val="bullet"/>
+      <w:lvlText w:val="o"/>
+      <w:lvlJc w:val="left"/>
+      <w:pPr>
+        <w:tabs>
+          <w:tab w:val="num" w:pos="1440"/>
+        </w:tabs>
+        <w:ind w:left="1440" w:hanging="360"/>
+      </w:pPr>
+      <w:rPr>
+        <w:rFonts w:ascii="Courier New" w:hAnsi="Courier New" w:hint="default"/>
+        <w:sz w:val="20"/>
+      </w:rPr>
+    </w:lvl>
+    <w:lvl w:ilvl="2" w:tentative="1">
+      <w:start w:val="1"/>
+      <w:numFmt w:val="bullet"/>
+      <w:lvlText w:val=""/>
+      <w:lvlJc w:val="left"/>
+      <w:pPr>
+        <w:tabs>
+          <w:tab w:val="num" w:pos="2160"/>
+        </w:tabs>
+        <w:ind w:left="2160" w:hanging="360"/>
+      </w:pPr>
+      <w:rPr>
+        <w:rFonts w:ascii="Wingdings" w:hAnsi="Wingdings" w:hint="default"/>
+        <w:sz w:val="20"/>
+      </w:rPr>
+    </w:lvl>
+    <w:lvl w:ilvl="3" w:tentative="1">
+      <w:start w:val="1"/>
+      <w:numFmt w:val="bullet"/>
+      <w:lvlText w:val=""/>
+      <w:lvlJc w:val="left"/>
+      <w:pPr>
+        <w:tabs>
+          <w:tab w:val="num" w:pos="2880"/>
+        </w:tabs>
+        <w:ind w:left="2880" w:hanging="360"/>
+      </w:pPr>
+      <w:rPr>
+        <w:rFonts w:ascii="Wingdings" w:hAnsi="Wingdings" w:hint="default"/>
+        <w:sz w:val="20"/>
+      </w:rPr>
+    </w:lvl>
+    <w:lvl w:ilvl="4" w:tentative="1">
+      <w:start w:val="1"/>
+      <w:numFmt w:val="bullet"/>
+      <w:lvlText w:val=""/>
+      <w:lvlJc w:val="left"/>
+      <w:pPr>
+        <w:tabs>
+          <w:tab w:val="num" w:pos="3600"/>
+        </w:tabs>
+        <w:ind w:left="3600" w:hanging="360"/>
+      </w:pPr>
+      <w:rPr>
+        <w:rFonts w:ascii="Wingdings" w:hAnsi="Wingdings" w:hint="default"/>
+        <w:sz w:val="20"/>
+      </w:rPr>
+    </w:lvl>
+    <w:lvl w:ilvl="5" w:tentative="1">
+      <w:start w:val="1"/>
+      <w:numFmt w:val="bullet"/>
+      <w:lvlText w:val=""/>
+      <w:lvlJc w:val="left"/>
+      <w:pPr>
+        <w:tabs>
+          <w:tab w:val="num" w:pos="4320"/>
+        </w:tabs>
+        <w:ind w:left="4320" w:hanging="360"/>
+      </w:pPr>
+      <w:rPr>
+        <w:rFonts w:ascii="Wingdings" w:hAnsi="Wingdings" w:hint="default"/>
+        <w:sz w:val="20"/>
+      </w:rPr>
+    </w:lvl>
+    <w:lvl w:ilvl="6" w:tentative="1">
+      <w:start w:val="1"/>
+      <w:numFmt w:val="bullet"/>
+      <w:lvlText w:val=""/>
+      <w:lvlJc w:val="left"/>
+      <w:pPr>
+        <w:tabs>
+          <w:tab w:val="num" w:pos="5040"/>
+        </w:tabs>
+        <w:ind w:left="5040" w:hanging="360"/>
+      </w:pPr>
+      <w:rPr>
+        <w:rFonts w:ascii="Wingdings" w:hAnsi="Wingdings" w:hint="default"/>
+        <w:sz w:val="20"/>
+      </w:rPr>
+    </w:lvl>
+    <w:lvl w:ilvl="7" w:tentative="1">
+      <w:start w:val="1"/>
+      <w:numFmt w:val="bullet"/>
+      <w:lvlText w:val=""/>
+      <w:lvlJc w:val="left"/>
+      <w:pPr>
+        <w:tabs>
+          <w:tab w:val="num" w:pos="5760"/>
+        </w:tabs>
+        <w:ind w:left="5760" w:hanging="360"/>
+      </w:pPr>
+      <w:rPr>
+        <w:rFonts w:ascii="Wingdings" w:hAnsi="Wingdings" w:hint="default"/>
+        <w:sz w:val="20"/>
+      </w:rPr>
+    </w:lvl>
+    <w:lvl w:ilvl="8" w:tentative="1">
+      <w:start w:val="1"/>
+      <w:numFmt w:val="bullet"/>
+      <w:lvlText w:val=""/>
+      <w:lvlJc w:val="left"/>
+      <w:pPr>
+        <w:tabs>
+          <w:tab w:val="num" w:pos="6480"/>
+        </w:tabs>
+        <w:ind w:left="6480" w:hanging="360"/>
+      </w:pPr>
+      <w:rPr>
+        <w:rFonts w:ascii="Wingdings" w:hAnsi="Wingdings" w:hint="default"/>
+        <w:sz w:val="20"/>
+      </w:rPr>
+    </w:lvl>
+  </w:abstractNum>
+  <w:abstractNum w:abstractNumId="4" w15:restartNumberingAfterBreak="0">
     <w:nsid w:val="508F5780"/>
     <w:multiLevelType w:val="multilevel"/>
     <w:tmpl w:val="053E61BA"/>
@@ -619,14 +2795,330 @@
       </w:rPr>
     </w:lvl>
   </w:abstractNum>
-  <w:num w:numId="1">
+  <w:abstractNum w:abstractNumId="5" w15:restartNumberingAfterBreak="0">
+    <w:nsid w:val="63214223"/>
+    <w:multiLevelType w:val="multilevel"/>
+    <w:tmpl w:val="17905ABC"/>
+    <w:lvl w:ilvl="0">
+      <w:start w:val="1"/>
+      <w:numFmt w:val="bullet"/>
+      <w:lvlText w:val=""/>
+      <w:lvlJc w:val="left"/>
+      <w:pPr>
+        <w:tabs>
+          <w:tab w:val="num" w:pos="720"/>
+        </w:tabs>
+        <w:ind w:left="720" w:hanging="360"/>
+      </w:pPr>
+      <w:rPr>
+        <w:rFonts w:ascii="Symbol" w:hAnsi="Symbol" w:hint="default"/>
+        <w:sz w:val="20"/>
+      </w:rPr>
+    </w:lvl>
+    <w:lvl w:ilvl="1" w:tentative="1">
+      <w:start w:val="1"/>
+      <w:numFmt w:val="bullet"/>
+      <w:lvlText w:val="o"/>
+      <w:lvlJc w:val="left"/>
+      <w:pPr>
+        <w:tabs>
+          <w:tab w:val="num" w:pos="1440"/>
+        </w:tabs>
+        <w:ind w:left="1440" w:hanging="360"/>
+      </w:pPr>
+      <w:rPr>
+        <w:rFonts w:ascii="Courier New" w:hAnsi="Courier New" w:hint="default"/>
+        <w:sz w:val="20"/>
+      </w:rPr>
+    </w:lvl>
+    <w:lvl w:ilvl="2" w:tentative="1">
+      <w:start w:val="1"/>
+      <w:numFmt w:val="bullet"/>
+      <w:lvlText w:val=""/>
+      <w:lvlJc w:val="left"/>
+      <w:pPr>
+        <w:tabs>
+          <w:tab w:val="num" w:pos="2160"/>
+        </w:tabs>
+        <w:ind w:left="2160" w:hanging="360"/>
+      </w:pPr>
+      <w:rPr>
+        <w:rFonts w:ascii="Wingdings" w:hAnsi="Wingdings" w:hint="default"/>
+        <w:sz w:val="20"/>
+      </w:rPr>
+    </w:lvl>
+    <w:lvl w:ilvl="3" w:tentative="1">
+      <w:start w:val="1"/>
+      <w:numFmt w:val="bullet"/>
+      <w:lvlText w:val=""/>
+      <w:lvlJc w:val="left"/>
+      <w:pPr>
+        <w:tabs>
+          <w:tab w:val="num" w:pos="2880"/>
+        </w:tabs>
+        <w:ind w:left="2880" w:hanging="360"/>
+      </w:pPr>
+      <w:rPr>
+        <w:rFonts w:ascii="Wingdings" w:hAnsi="Wingdings" w:hint="default"/>
+        <w:sz w:val="20"/>
+      </w:rPr>
+    </w:lvl>
+    <w:lvl w:ilvl="4" w:tentative="1">
+      <w:start w:val="1"/>
+      <w:numFmt w:val="bullet"/>
+      <w:lvlText w:val=""/>
+      <w:lvlJc w:val="left"/>
+      <w:pPr>
+        <w:tabs>
+          <w:tab w:val="num" w:pos="3600"/>
+        </w:tabs>
+        <w:ind w:left="3600" w:hanging="360"/>
+      </w:pPr>
+      <w:rPr>
+        <w:rFonts w:ascii="Wingdings" w:hAnsi="Wingdings" w:hint="default"/>
+        <w:sz w:val="20"/>
+      </w:rPr>
+    </w:lvl>
+    <w:lvl w:ilvl="5" w:tentative="1">
+      <w:start w:val="1"/>
+      <w:numFmt w:val="bullet"/>
+      <w:lvlText w:val=""/>
+      <w:lvlJc w:val="left"/>
+      <w:pPr>
+        <w:tabs>
+          <w:tab w:val="num" w:pos="4320"/>
+        </w:tabs>
+        <w:ind w:left="4320" w:hanging="360"/>
+      </w:pPr>
+      <w:rPr>
+        <w:rFonts w:ascii="Wingdings" w:hAnsi="Wingdings" w:hint="default"/>
+        <w:sz w:val="20"/>
+      </w:rPr>
+    </w:lvl>
+    <w:lvl w:ilvl="6" w:tentative="1">
+      <w:start w:val="1"/>
+      <w:numFmt w:val="bullet"/>
+      <w:lvlText w:val=""/>
+      <w:lvlJc w:val="left"/>
+      <w:pPr>
+        <w:tabs>
+          <w:tab w:val="num" w:pos="5040"/>
+        </w:tabs>
+        <w:ind w:left="5040" w:hanging="360"/>
+      </w:pPr>
+      <w:rPr>
+        <w:rFonts w:ascii="Wingdings" w:hAnsi="Wingdings" w:hint="default"/>
+        <w:sz w:val="20"/>
+      </w:rPr>
+    </w:lvl>
+    <w:lvl w:ilvl="7" w:tentative="1">
+      <w:start w:val="1"/>
+      <w:numFmt w:val="bullet"/>
+      <w:lvlText w:val=""/>
+      <w:lvlJc w:val="left"/>
+      <w:pPr>
+        <w:tabs>
+          <w:tab w:val="num" w:pos="5760"/>
+        </w:tabs>
+        <w:ind w:left="5760" w:hanging="360"/>
+      </w:pPr>
+      <w:rPr>
+        <w:rFonts w:ascii="Wingdings" w:hAnsi="Wingdings" w:hint="default"/>
+        <w:sz w:val="20"/>
+      </w:rPr>
+    </w:lvl>
+    <w:lvl w:ilvl="8" w:tentative="1">
+      <w:start w:val="1"/>
+      <w:numFmt w:val="bullet"/>
+      <w:lvlText w:val=""/>
+      <w:lvlJc w:val="left"/>
+      <w:pPr>
+        <w:tabs>
+          <w:tab w:val="num" w:pos="6480"/>
+        </w:tabs>
+        <w:ind w:left="6480" w:hanging="360"/>
+      </w:pPr>
+      <w:rPr>
+        <w:rFonts w:ascii="Wingdings" w:hAnsi="Wingdings" w:hint="default"/>
+        <w:sz w:val="20"/>
+      </w:rPr>
+    </w:lvl>
+  </w:abstractNum>
+  <w:abstractNum w:abstractNumId="6" w15:restartNumberingAfterBreak="0">
+    <w:nsid w:val="76E208E8"/>
+    <w:multiLevelType w:val="multilevel"/>
+    <w:tmpl w:val="C96230E8"/>
+    <w:lvl w:ilvl="0">
+      <w:start w:val="1"/>
+      <w:numFmt w:val="bullet"/>
+      <w:lvlText w:val=""/>
+      <w:lvlJc w:val="left"/>
+      <w:pPr>
+        <w:tabs>
+          <w:tab w:val="num" w:pos="720"/>
+        </w:tabs>
+        <w:ind w:left="720" w:hanging="360"/>
+      </w:pPr>
+      <w:rPr>
+        <w:rFonts w:ascii="Symbol" w:hAnsi="Symbol" w:hint="default"/>
+        <w:sz w:val="20"/>
+      </w:rPr>
+    </w:lvl>
+    <w:lvl w:ilvl="1" w:tentative="1">
+      <w:start w:val="1"/>
+      <w:numFmt w:val="bullet"/>
+      <w:lvlText w:val="o"/>
+      <w:lvlJc w:val="left"/>
+      <w:pPr>
+        <w:tabs>
+          <w:tab w:val="num" w:pos="1440"/>
+        </w:tabs>
+        <w:ind w:left="1440" w:hanging="360"/>
+      </w:pPr>
+      <w:rPr>
+        <w:rFonts w:ascii="Courier New" w:hAnsi="Courier New" w:hint="default"/>
+        <w:sz w:val="20"/>
+      </w:rPr>
+    </w:lvl>
+    <w:lvl w:ilvl="2" w:tentative="1">
+      <w:start w:val="1"/>
+      <w:numFmt w:val="bullet"/>
+      <w:lvlText w:val=""/>
+      <w:lvlJc w:val="left"/>
+      <w:pPr>
+        <w:tabs>
+          <w:tab w:val="num" w:pos="2160"/>
+        </w:tabs>
+        <w:ind w:left="2160" w:hanging="360"/>
+      </w:pPr>
+      <w:rPr>
+        <w:rFonts w:ascii="Wingdings" w:hAnsi="Wingdings" w:hint="default"/>
+        <w:sz w:val="20"/>
+      </w:rPr>
+    </w:lvl>
+    <w:lvl w:ilvl="3" w:tentative="1">
+      <w:start w:val="1"/>
+      <w:numFmt w:val="bullet"/>
+      <w:lvlText w:val=""/>
+      <w:lvlJc w:val="left"/>
+      <w:pPr>
+        <w:tabs>
+          <w:tab w:val="num" w:pos="2880"/>
+        </w:tabs>
+        <w:ind w:left="2880" w:hanging="360"/>
+      </w:pPr>
+      <w:rPr>
+        <w:rFonts w:ascii="Wingdings" w:hAnsi="Wingdings" w:hint="default"/>
+        <w:sz w:val="20"/>
+      </w:rPr>
+    </w:lvl>
+    <w:lvl w:ilvl="4" w:tentative="1">
+      <w:start w:val="1"/>
+      <w:numFmt w:val="bullet"/>
+      <w:lvlText w:val=""/>
+      <w:lvlJc w:val="left"/>
+      <w:pPr>
+        <w:tabs>
+          <w:tab w:val="num" w:pos="3600"/>
+        </w:tabs>
+        <w:ind w:left="3600" w:hanging="360"/>
+      </w:pPr>
+      <w:rPr>
+        <w:rFonts w:ascii="Wingdings" w:hAnsi="Wingdings" w:hint="default"/>
+        <w:sz w:val="20"/>
+      </w:rPr>
+    </w:lvl>
+    <w:lvl w:ilvl="5" w:tentative="1">
+      <w:start w:val="1"/>
+      <w:numFmt w:val="bullet"/>
+      <w:lvlText w:val=""/>
+      <w:lvlJc w:val="left"/>
+      <w:pPr>
+        <w:tabs>
+          <w:tab w:val="num" w:pos="4320"/>
+        </w:tabs>
+        <w:ind w:left="4320" w:hanging="360"/>
+      </w:pPr>
+      <w:rPr>
+        <w:rFonts w:ascii="Wingdings" w:hAnsi="Wingdings" w:hint="default"/>
+        <w:sz w:val="20"/>
+      </w:rPr>
+    </w:lvl>
+    <w:lvl w:ilvl="6" w:tentative="1">
+      <w:start w:val="1"/>
+      <w:numFmt w:val="bullet"/>
+      <w:lvlText w:val=""/>
+      <w:lvlJc w:val="left"/>
+      <w:pPr>
+        <w:tabs>
+          <w:tab w:val="num" w:pos="5040"/>
+        </w:tabs>
+        <w:ind w:left="5040" w:hanging="360"/>
+      </w:pPr>
+      <w:rPr>
+        <w:rFonts w:ascii="Wingdings" w:hAnsi="Wingdings" w:hint="default"/>
+        <w:sz w:val="20"/>
+      </w:rPr>
+    </w:lvl>
+    <w:lvl w:ilvl="7" w:tentative="1">
+      <w:start w:val="1"/>
+      <w:numFmt w:val="bullet"/>
+      <w:lvlText w:val=""/>
+      <w:lvlJc w:val="left"/>
+      <w:pPr>
+        <w:tabs>
+          <w:tab w:val="num" w:pos="5760"/>
+        </w:tabs>
+        <w:ind w:left="5760" w:hanging="360"/>
+      </w:pPr>
+      <w:rPr>
+        <w:rFonts w:ascii="Wingdings" w:hAnsi="Wingdings" w:hint="default"/>
+        <w:sz w:val="20"/>
+      </w:rPr>
+    </w:lvl>
+    <w:lvl w:ilvl="8" w:tentative="1">
+      <w:start w:val="1"/>
+      <w:numFmt w:val="bullet"/>
+      <w:lvlText w:val=""/>
+      <w:lvlJc w:val="left"/>
+      <w:pPr>
+        <w:tabs>
+          <w:tab w:val="num" w:pos="6480"/>
+        </w:tabs>
+        <w:ind w:left="6480" w:hanging="360"/>
+      </w:pPr>
+      <w:rPr>
+        <w:rFonts w:ascii="Wingdings" w:hAnsi="Wingdings" w:hint="default"/>
+        <w:sz w:val="20"/>
+      </w:rPr>
+    </w:lvl>
+  </w:abstractNum>
+  <w:num w:numId="1" w16cid:durableId="1503929199">
+    <w:abstractNumId w:val="4"/>
+  </w:num>
+  <w:num w:numId="2" w16cid:durableId="1719013617">
+    <w:abstractNumId w:val="1"/>
+  </w:num>
+  <w:num w:numId="3" w16cid:durableId="198906584">
+    <w:abstractNumId w:val="2"/>
+  </w:num>
+  <w:num w:numId="4" w16cid:durableId="898708248">
     <w:abstractNumId w:val="0"/>
+  </w:num>
+  <w:num w:numId="5" w16cid:durableId="824660270">
+    <w:abstractNumId w:val="5"/>
+  </w:num>
+  <w:num w:numId="6" w16cid:durableId="1887836724">
+    <w:abstractNumId w:val="3"/>
+  </w:num>
+  <w:num w:numId="7" w16cid:durableId="1505513012">
+    <w:abstractNumId w:val="6"/>
   </w:num>
 </w:numbering>
 </file>
 
 <file path=word/styles.xml><?xml version="1.0" encoding="utf-8"?>
-<w:styles xmlns:mc="http://schemas.openxmlformats.org/markup-compatibility/2006" xmlns:r="http://schemas.openxmlformats.org/officeDocument/2006/relationships" xmlns:w="http://schemas.openxmlformats.org/wordprocessingml/2006/main" xmlns:w14="http://schemas.microsoft.com/office/word/2010/wordml" xmlns:w15="http://schemas.microsoft.com/office/word/2012/wordml" mc:Ignorable="w14 w15">
+<w:styles xmlns:mc="http://schemas.openxmlformats.org/markup-compatibility/2006" xmlns:r="http://schemas.openxmlformats.org/officeDocument/2006/relationships" xmlns:w="http://schemas.openxmlformats.org/wordprocessingml/2006/main" xmlns:w14="http://schemas.microsoft.com/office/word/2010/wordml" xmlns:w15="http://schemas.microsoft.com/office/word/2012/wordml" xmlns:w16cex="http://schemas.microsoft.com/office/word/2018/wordml/cex" xmlns:w16cid="http://schemas.microsoft.com/office/word/2016/wordml/cid" xmlns:w16="http://schemas.microsoft.com/office/word/2018/wordml" xmlns:w16sdtdh="http://schemas.microsoft.com/office/word/2020/wordml/sdtdatahash" xmlns:w16se="http://schemas.microsoft.com/office/word/2015/wordml/symex" mc:Ignorable="w14 w15 w16se w16cid w16 w16cex w16sdtdh">
   <w:docDefaults>
     <w:rPrDefault>
       <w:rPr>
@@ -642,7 +3134,7 @@
       </w:pPr>
     </w:pPrDefault>
   </w:docDefaults>
-  <w:latentStyles w:defLockedState="0" w:defUIPriority="99" w:defSemiHidden="0" w:defUnhideWhenUsed="0" w:defQFormat="0" w:count="371">
+  <w:latentStyles w:defLockedState="0" w:defUIPriority="99" w:defSemiHidden="0" w:defUnhideWhenUsed="0" w:defQFormat="0" w:count="376">
     <w:lsdException w:name="Normal" w:uiPriority="0" w:qFormat="1"/>
     <w:lsdException w:name="heading 1" w:uiPriority="9" w:qFormat="1"/>
     <w:lsdException w:name="heading 2" w:semiHidden="1" w:uiPriority="9" w:unhideWhenUsed="1" w:qFormat="1"/>
@@ -1014,6 +3506,11 @@
     <w:lsdException w:name="List Table 5 Dark Accent 6" w:uiPriority="50"/>
     <w:lsdException w:name="List Table 6 Colorful Accent 6" w:uiPriority="51"/>
     <w:lsdException w:name="List Table 7 Colorful Accent 6" w:uiPriority="52"/>
+    <w:lsdException w:name="Mention" w:semiHidden="1" w:unhideWhenUsed="1"/>
+    <w:lsdException w:name="Smart Hyperlink" w:semiHidden="1" w:unhideWhenUsed="1"/>
+    <w:lsdException w:name="Hashtag" w:semiHidden="1" w:unhideWhenUsed="1"/>
+    <w:lsdException w:name="Unresolved Mention" w:semiHidden="1" w:unhideWhenUsed="1"/>
+    <w:lsdException w:name="Smart Link" w:semiHidden="1" w:unhideWhenUsed="1"/>
   </w:latentStyles>
   <w:style w:type="paragraph" w:default="1" w:styleId="Normal">
     <w:name w:val="Normal"/>
@@ -1022,7 +3519,6 @@
   <w:style w:type="character" w:default="1" w:styleId="DefaultParagraphFont">
     <w:name w:val="Default Paragraph Font"/>
     <w:uiPriority w:val="1"/>
-    <w:semiHidden/>
     <w:unhideWhenUsed/>
   </w:style>
   <w:style w:type="table" w:default="1" w:styleId="TableNormal">
